--- a/Papers for main models emotion classification/Reference_Main_Model_Architectures_GoogleDocs.docx
+++ b/Papers for main models emotion classification/Reference_Main_Model_Architectures_GoogleDocs.docx
@@ -4,136 +4,246 @@
   <w:body>
     <w:p>
       <w:pPr>
-        <w:spacing w:before="0" w:after="60"/>
+        <w:spacing w:after="40"/>
       </w:pPr>
       <w:r>
         <w:rPr>
-          <w:rFonts w:ascii="Arial" w:hAnsi="Arial"/>
-          <w:b w:val="0"/>
-          <w:sz w:val="52"/>
+          <w:b/>
+          <w:color w:val="172033"/>
+          <w:sz w:val="48"/>
         </w:rPr>
-        <w:t>Reference Main Model Architectures for SER</w:t>
+        <w:t>Reference Main Model Architectures</w:t>
       </w:r>
     </w:p>
     <w:p>
       <w:pPr>
-        <w:spacing w:after="160"/>
+        <w:spacing w:after="240"/>
       </w:pPr>
       <w:r>
-        <w:t>Google Docs-compatible version generated from the previous CSV. The diagrams below are clean redrawn schematics based on paper descriptions, with links to the original papers and notes on where the original architecture figures appear.</w:t>
+        <w:rPr>
+          <w:color w:val="536173"/>
+          <w:sz w:val="24"/>
+        </w:rPr>
+        <w:t>Detailed analysis of augmentation, features, architecture blocks, input/output, protocol, and dataset-level results</w:t>
       </w:r>
     </w:p>
     <w:tbl>
       <w:tblPr>
-        <w:tblStyle w:val="TableGrid"/>
         <w:tblW w:type="auto" w:w="0"/>
+        <w:jc w:val="center"/>
         <w:tblLook w:firstColumn="1" w:firstRow="1" w:lastColumn="0" w:lastRow="0" w:noHBand="0" w:noVBand="1" w:val="04A0"/>
+        <w:tblBorders>
+          <w:top w:val="single" w:sz="6" w:space="0" w:color="D9E2EF"/>
+          <w:left w:val="single" w:sz="6" w:space="0" w:color="D9E2EF"/>
+          <w:bottom w:val="single" w:sz="6" w:space="0" w:color="D9E2EF"/>
+          <w:right w:val="single" w:sz="6" w:space="0" w:color="D9E2EF"/>
+          <w:insideH w:val="single" w:sz="6" w:space="0" w:color="D9E2EF"/>
+          <w:insideV w:val="single" w:sz="6" w:space="0" w:color="D9E2EF"/>
+        </w:tblBorders>
       </w:tblPr>
       <w:tblGrid>
-        <w:gridCol w:w="1872"/>
-        <w:gridCol w:w="1872"/>
-        <w:gridCol w:w="1872"/>
-        <w:gridCol w:w="1872"/>
-        <w:gridCol w:w="1872"/>
+        <w:gridCol w:w="9994"/>
       </w:tblGrid>
       <w:tr>
         <w:tc>
           <w:tcPr>
-            <w:tcW w:type="dxa" w:w="1872"/>
+            <w:tcW w:type="dxa" w:w="9994"/>
+            <w:shd w:fill="F4F6F9"/>
+            <w:tcMar>
+              <w:top w:w="130" w:type="dxa"/>
+              <w:start w:w="160" w:type="dxa"/>
+              <w:bottom w:w="130" w:type="dxa"/>
+              <w:end w:w="160" w:type="dxa"/>
+            </w:tcMar>
+          </w:tcPr>
+          <w:p>
+            <w:r>
+              <w:rPr>
+                <w:b/>
+                <w:color w:val="172033"/>
+                <w:sz w:val="22"/>
+              </w:rPr>
+              <w:t>Mục đích của file này</w:t>
+              <w:br/>
+            </w:r>
+            <w:r>
+              <w:rPr>
+                <w:color w:val="536173"/>
+                <w:sz w:val="19"/>
+              </w:rPr>
+              <w:t>File này phân tích ba mô hình reference chính để làm nền học thuật cho phần 05 Main Model. Nội dung nhấn mạnh augmentation, feature engineering, kiến trúc, input/output, protocol đánh giá, rủi ro leakage và bài học có thể áp dụng vào đồ án.</w:t>
+            </w:r>
+          </w:p>
+        </w:tc>
+      </w:tr>
+    </w:tbl>
+    <w:p>
+      <w:pPr>
+        <w:pStyle w:val="Heading1"/>
+      </w:pPr>
+      <w:r>
+        <w:t>1. Executive comparison</w:t>
+      </w:r>
+    </w:p>
+    <w:tbl>
+      <w:tblPr>
+        <w:tblW w:type="auto" w:w="0"/>
+        <w:jc w:val="center"/>
+        <w:tblLayout w:type="autofit"/>
+        <w:tblLook w:firstColumn="1" w:firstRow="1" w:lastColumn="0" w:lastRow="0" w:noHBand="0" w:noVBand="1" w:val="04A0"/>
+        <w:tblBorders>
+          <w:top w:val="single" w:sz="8" w:space="0" w:color="D9E2EF"/>
+          <w:left w:val="single" w:sz="8" w:space="0" w:color="D9E2EF"/>
+          <w:bottom w:val="single" w:sz="8" w:space="0" w:color="D9E2EF"/>
+          <w:right w:val="single" w:sz="8" w:space="0" w:color="D9E2EF"/>
+          <w:insideH w:val="single" w:sz="8" w:space="0" w:color="D9E2EF"/>
+          <w:insideV w:val="single" w:sz="8" w:space="0" w:color="D9E2EF"/>
+        </w:tblBorders>
+      </w:tblPr>
+      <w:tblGrid>
+        <w:gridCol w:w="1666"/>
+        <w:gridCol w:w="1666"/>
+        <w:gridCol w:w="1666"/>
+        <w:gridCol w:w="1666"/>
+        <w:gridCol w:w="1666"/>
+        <w:gridCol w:w="1666"/>
+      </w:tblGrid>
+      <w:tr>
+        <w:tc>
+          <w:tcPr>
+            <w:tcW w:type="dxa" w:w="1512"/>
+            <w:shd w:fill="E8EEF5"/>
+            <w:tcMar>
+              <w:top w:w="90" w:type="dxa"/>
+              <w:start w:w="110" w:type="dxa"/>
+              <w:bottom w:w="90" w:type="dxa"/>
+              <w:end w:w="110" w:type="dxa"/>
+            </w:tcMar>
             <w:vAlign w:val="center"/>
           </w:tcPr>
           <w:p>
-            <w:pPr>
-              <w:spacing w:after="0"/>
-            </w:pPr>
-            <w:r/>
             <w:r>
               <w:rPr>
-                <w:rFonts w:ascii="Arial" w:hAnsi="Arial"/>
                 <w:b/>
-                <w:sz w:val="14"/>
+                <w:color w:val="172033"/>
+                <w:sz w:val="15"/>
               </w:rPr>
-              <w:t>Reference</w:t>
+              <w:t>Paper/model</w:t>
             </w:r>
           </w:p>
         </w:tc>
         <w:tc>
           <w:tcPr>
-            <w:tcW w:type="dxa" w:w="1872"/>
+            <w:tcW w:type="dxa" w:w="1728"/>
+            <w:shd w:fill="E8EEF5"/>
+            <w:tcMar>
+              <w:top w:w="90" w:type="dxa"/>
+              <w:start w:w="110" w:type="dxa"/>
+              <w:bottom w:w="90" w:type="dxa"/>
+              <w:end w:w="110" w:type="dxa"/>
+            </w:tcMar>
             <w:vAlign w:val="center"/>
           </w:tcPr>
           <w:p>
-            <w:pPr>
-              <w:spacing w:after="0"/>
-            </w:pPr>
-            <w:r/>
             <w:r>
               <w:rPr>
-                <w:rFonts w:ascii="Arial" w:hAnsi="Arial"/>
                 <w:b/>
-                <w:sz w:val="14"/>
+                <w:color w:val="172033"/>
+                <w:sz w:val="15"/>
               </w:rPr>
-              <w:t>Model idea</w:t>
+              <w:t>Core idea</w:t>
             </w:r>
           </w:p>
         </w:tc>
         <w:tc>
           <w:tcPr>
-            <w:tcW w:type="dxa" w:w="1872"/>
+            <w:tcW w:type="dxa" w:w="2232"/>
+            <w:shd w:fill="E8EEF5"/>
+            <w:tcMar>
+              <w:top w:w="90" w:type="dxa"/>
+              <w:start w:w="110" w:type="dxa"/>
+              <w:bottom w:w="90" w:type="dxa"/>
+              <w:end w:w="110" w:type="dxa"/>
+            </w:tcMar>
             <w:vAlign w:val="center"/>
           </w:tcPr>
           <w:p>
-            <w:pPr>
-              <w:spacing w:after="0"/>
-            </w:pPr>
-            <w:r/>
             <w:r>
               <w:rPr>
-                <w:rFonts w:ascii="Arial" w:hAnsi="Arial"/>
                 <w:b/>
-                <w:sz w:val="14"/>
+                <w:color w:val="172033"/>
+                <w:sz w:val="15"/>
               </w:rPr>
-              <w:t>Dataset setup</w:t>
+              <w:t>Features</w:t>
             </w:r>
           </w:p>
         </w:tc>
         <w:tc>
           <w:tcPr>
-            <w:tcW w:type="dxa" w:w="1872"/>
+            <w:tcW w:type="dxa" w:w="1800"/>
+            <w:shd w:fill="E8EEF5"/>
+            <w:tcMar>
+              <w:top w:w="90" w:type="dxa"/>
+              <w:start w:w="110" w:type="dxa"/>
+              <w:bottom w:w="90" w:type="dxa"/>
+              <w:end w:w="110" w:type="dxa"/>
+            </w:tcMar>
             <w:vAlign w:val="center"/>
           </w:tcPr>
           <w:p>
-            <w:pPr>
-              <w:spacing w:after="0"/>
-            </w:pPr>
-            <w:r/>
             <w:r>
               <w:rPr>
-                <w:rFonts w:ascii="Arial" w:hAnsi="Arial"/>
                 <w:b/>
-                <w:sz w:val="14"/>
+                <w:color w:val="172033"/>
+                <w:sz w:val="15"/>
               </w:rPr>
-              <w:t>Reported accuracy</w:t>
+              <w:t>Augmentation</w:t>
             </w:r>
           </w:p>
         </w:tc>
         <w:tc>
           <w:tcPr>
-            <w:tcW w:type="dxa" w:w="1872"/>
+            <w:tcW w:type="dxa" w:w="2088"/>
+            <w:shd w:fill="E8EEF5"/>
+            <w:tcMar>
+              <w:top w:w="90" w:type="dxa"/>
+              <w:start w:w="110" w:type="dxa"/>
+              <w:bottom w:w="90" w:type="dxa"/>
+              <w:end w:w="110" w:type="dxa"/>
+            </w:tcMar>
             <w:vAlign w:val="center"/>
           </w:tcPr>
           <w:p>
-            <w:pPr>
-              <w:spacing w:after="0"/>
-            </w:pPr>
-            <w:r/>
             <w:r>
               <w:rPr>
-                <w:rFonts w:ascii="Arial" w:hAnsi="Arial"/>
                 <w:b/>
-                <w:sz w:val="14"/>
+                <w:color w:val="172033"/>
+                <w:sz w:val="15"/>
               </w:rPr>
-              <w:t>Original figure available</w:t>
+              <w:t>Reported results on project datasets</w:t>
+            </w:r>
+          </w:p>
+        </w:tc>
+        <w:tc>
+          <w:tcPr>
+            <w:tcW w:type="dxa" w:w="2520"/>
+            <w:shd w:fill="E8EEF5"/>
+            <w:tcMar>
+              <w:top w:w="90" w:type="dxa"/>
+              <w:start w:w="110" w:type="dxa"/>
+              <w:bottom w:w="90" w:type="dxa"/>
+              <w:end w:w="110" w:type="dxa"/>
+            </w:tcMar>
+            <w:vAlign w:val="center"/>
+          </w:tcPr>
+          <w:p>
+            <w:r>
+              <w:rPr>
+                <w:b/>
+                <w:color w:val="172033"/>
+                <w:sz w:val="15"/>
+              </w:rPr>
+              <w:t>Protocol caveat</w:t>
             </w:r>
           </w:p>
         </w:tc>
@@ -141,101 +251,121 @@
       <w:tr>
         <w:tc>
           <w:tcPr>
-            <w:tcW w:type="dxa" w:w="1872"/>
+            <w:tcW w:type="dxa" w:w="1512"/>
+            <w:tcMar>
+              <w:top w:w="90" w:type="dxa"/>
+              <w:start w:w="110" w:type="dxa"/>
+              <w:bottom w:w="90" w:type="dxa"/>
+              <w:end w:w="110" w:type="dxa"/>
+            </w:tcMar>
             <w:vAlign w:val="center"/>
           </w:tcPr>
           <w:p>
-            <w:pPr>
-              <w:spacing w:after="0"/>
-            </w:pPr>
-            <w:r/>
             <w:r>
               <w:rPr>
-                <w:rFonts w:ascii="Arial" w:hAnsi="Arial"/>
-                <w:b w:val="0"/>
                 <w:sz w:val="14"/>
               </w:rPr>
-              <w:t>Ahmed et al. - Ensemble 1D-CNN-LSTM-GRU</w:t>
+              <w:t>Ahmed et al.</w:t>
             </w:r>
           </w:p>
         </w:tc>
         <w:tc>
           <w:tcPr>
-            <w:tcW w:type="dxa" w:w="1872"/>
+            <w:tcW w:type="dxa" w:w="1728"/>
+            <w:tcMar>
+              <w:top w:w="90" w:type="dxa"/>
+              <w:start w:w="110" w:type="dxa"/>
+              <w:bottom w:w="90" w:type="dxa"/>
+              <w:end w:w="110" w:type="dxa"/>
+            </w:tcMar>
             <w:vAlign w:val="center"/>
           </w:tcPr>
           <w:p>
-            <w:pPr>
-              <w:spacing w:after="0"/>
-            </w:pPr>
-            <w:r/>
             <w:r>
               <w:rPr>
-                <w:rFonts w:ascii="Arial" w:hAnsi="Arial"/>
-                <w:b w:val="0"/>
                 <w:sz w:val="14"/>
               </w:rPr>
-              <w:t>Model-A uses repeated local feature acquiring blocks with dilated 1D CNN, max pooling and batch normalization followed by FCN/softmax. Model-B adds LSTM after CNN blocks. Model-C adds GRU after CNN blocks. Model-D performs weighted average ensemble over model-...</w:t>
+              <w:t>3 deep models plus weighted ensemble</w:t>
             </w:r>
           </w:p>
         </w:tc>
         <w:tc>
           <w:tcPr>
-            <w:tcW w:type="dxa" w:w="1872"/>
+            <w:tcW w:type="dxa" w:w="2232"/>
+            <w:tcMar>
+              <w:top w:w="90" w:type="dxa"/>
+              <w:start w:w="110" w:type="dxa"/>
+              <w:bottom w:w="90" w:type="dxa"/>
+              <w:end w:w="110" w:type="dxa"/>
+            </w:tcMar>
             <w:vAlign w:val="center"/>
           </w:tcPr>
           <w:p>
-            <w:pPr>
-              <w:spacing w:after="0"/>
-            </w:pPr>
-            <w:r/>
             <w:r>
               <w:rPr>
-                <w:rFonts w:ascii="Arial" w:hAnsi="Arial"/>
-                <w:b w:val="0"/>
                 <w:sz w:val="14"/>
               </w:rPr>
-              <w:t>They report results mainly per dataset, not one strict speaker-aware four-dataset protocol like our combined_strict.</w:t>
+              <w:t>MFCC, log-Mel/LMS, ZCR, chroma, RMS</w:t>
             </w:r>
           </w:p>
         </w:tc>
         <w:tc>
           <w:tcPr>
-            <w:tcW w:type="dxa" w:w="1872"/>
+            <w:tcW w:type="dxa" w:w="1800"/>
+            <w:tcMar>
+              <w:top w:w="90" w:type="dxa"/>
+              <w:start w:w="110" w:type="dxa"/>
+              <w:bottom w:w="90" w:type="dxa"/>
+              <w:end w:w="110" w:type="dxa"/>
+            </w:tcMar>
             <w:vAlign w:val="center"/>
           </w:tcPr>
           <w:p>
-            <w:pPr>
-              <w:spacing w:after="0"/>
-            </w:pPr>
-            <w:r/>
             <w:r>
               <w:rPr>
-                <w:rFonts w:ascii="Arial" w:hAnsi="Arial"/>
-                <w:b w:val="0"/>
                 <w:sz w:val="14"/>
               </w:rPr>
-              <w:t>TESS 99.46%; EMO-DB 95.42%; RAVDESS 95.62%; SAVEE 93.22%; CREMA-D 90.47%.</w:t>
+              <w:t>AWGN, pitch shift, time stretch</w:t>
             </w:r>
           </w:p>
         </w:tc>
         <w:tc>
           <w:tcPr>
-            <w:tcW w:type="dxa" w:w="1872"/>
+            <w:tcW w:type="dxa" w:w="2088"/>
+            <w:tcMar>
+              <w:top w:w="90" w:type="dxa"/>
+              <w:start w:w="110" w:type="dxa"/>
+              <w:bottom w:w="90" w:type="dxa"/>
+              <w:end w:w="110" w:type="dxa"/>
+            </w:tcMar>
             <w:vAlign w:val="center"/>
           </w:tcPr>
           <w:p>
-            <w:pPr>
-              <w:spacing w:after="0"/>
-            </w:pPr>
-            <w:r/>
             <w:r>
               <w:rPr>
-                <w:rFonts w:ascii="Arial" w:hAnsi="Arial"/>
-                <w:b w:val="0"/>
                 <w:sz w:val="14"/>
               </w:rPr>
-              <w:t>Paper PDF: Fig. 1 generic SER workflow; Fig. 2 model-A 1D CNNs-FCNs; Fig. 3 model-B 1D CNNs-LSTM-FCNs; Fig. 5 model-C 1D CNNs-GRU-FCNs; Fig. 6 weighted ensemble model-D.</w:t>
+              <w:t>TESS 99.46; RAVDESS 95.62; SAVEE 93.22; CREMA-D 90.47</w:t>
+            </w:r>
+          </w:p>
+        </w:tc>
+        <w:tc>
+          <w:tcPr>
+            <w:tcW w:type="dxa" w:w="2520"/>
+            <w:tcMar>
+              <w:top w:w="90" w:type="dxa"/>
+              <w:start w:w="110" w:type="dxa"/>
+              <w:bottom w:w="90" w:type="dxa"/>
+              <w:end w:w="110" w:type="dxa"/>
+            </w:tcMar>
+            <w:vAlign w:val="center"/>
+          </w:tcPr>
+          <w:p>
+            <w:r>
+              <w:rPr>
+                <w:sz w:val="14"/>
+              </w:rPr>
+              <w:t>Strict speaker-aware split not clearly stated; augmentation leakage risk if split after augmentation.</w:t>
             </w:r>
           </w:p>
         </w:tc>
@@ -243,101 +373,121 @@
       <w:tr>
         <w:tc>
           <w:tcPr>
-            <w:tcW w:type="dxa" w:w="1872"/>
+            <w:tcW w:type="dxa" w:w="1512"/>
+            <w:tcMar>
+              <w:top w:w="90" w:type="dxa"/>
+              <w:start w:w="110" w:type="dxa"/>
+              <w:bottom w:w="90" w:type="dxa"/>
+              <w:end w:w="110" w:type="dxa"/>
+            </w:tcMar>
             <w:vAlign w:val="center"/>
           </w:tcPr>
           <w:p>
-            <w:pPr>
-              <w:spacing w:after="0"/>
-            </w:pPr>
-            <w:r/>
             <w:r>
               <w:rPr>
-                <w:rFonts w:ascii="Arial" w:hAnsi="Arial"/>
-                <w:b w:val="0"/>
                 <w:sz w:val="14"/>
               </w:rPr>
-              <w:t>Lee &amp; Nadeem - Spectral Learning and Attention 1D-CNN</w:t>
+              <w:t>Chowdhury et al.</w:t>
             </w:r>
           </w:p>
         </w:tc>
         <w:tc>
           <w:tcPr>
-            <w:tcW w:type="dxa" w:w="1872"/>
+            <w:tcW w:type="dxa" w:w="1728"/>
+            <w:tcMar>
+              <w:top w:w="90" w:type="dxa"/>
+              <w:start w:w="110" w:type="dxa"/>
+              <w:bottom w:w="90" w:type="dxa"/>
+              <w:end w:w="110" w:type="dxa"/>
+            </w:tcMar>
             <w:vAlign w:val="center"/>
           </w:tcPr>
           <w:p>
-            <w:pPr>
-              <w:spacing w:after="0"/>
-            </w:pPr>
-            <w:r/>
             <w:r>
               <w:rPr>
-                <w:rFonts w:ascii="Arial" w:hAnsi="Arial"/>
-                <w:b w:val="0"/>
                 <w:sz w:val="14"/>
               </w:rPr>
-              <w:t>1D-CNN processes MFCC features, enhanced by channel attention and spatial attention so the network can emphasize emotionally informative feature channels and time regions.</w:t>
+              <w:t>190 engineered features + stacked BiLSTM + DeepCRF</w:t>
             </w:r>
           </w:p>
         </w:tc>
         <w:tc>
           <w:tcPr>
-            <w:tcW w:type="dxa" w:w="1872"/>
+            <w:tcW w:type="dxa" w:w="2232"/>
+            <w:tcMar>
+              <w:top w:w="90" w:type="dxa"/>
+              <w:start w:w="110" w:type="dxa"/>
+              <w:bottom w:w="90" w:type="dxa"/>
+              <w:end w:w="110" w:type="dxa"/>
+            </w:tcMar>
             <w:vAlign w:val="center"/>
           </w:tcPr>
           <w:p>
-            <w:pPr>
-              <w:spacing w:after="0"/>
-            </w:pPr>
-            <w:r/>
             <w:r>
               <w:rPr>
-                <w:rFonts w:ascii="Arial" w:hAnsi="Arial"/>
-                <w:b w:val="0"/>
                 <w:sz w:val="14"/>
               </w:rPr>
-              <w:t>Reports benchmark performance on each dataset separately; not presented as our four-dataset combined strict split.</w:t>
+              <w:t>MFCC/delta/delta2/std, chroma, log-Mel, spectral contrast, energy, ZCR</w:t>
             </w:r>
           </w:p>
         </w:tc>
         <w:tc>
           <w:tcPr>
-            <w:tcW w:type="dxa" w:w="1872"/>
+            <w:tcW w:type="dxa" w:w="1800"/>
+            <w:tcMar>
+              <w:top w:w="90" w:type="dxa"/>
+              <w:start w:w="110" w:type="dxa"/>
+              <w:bottom w:w="90" w:type="dxa"/>
+              <w:end w:w="110" w:type="dxa"/>
+            </w:tcMar>
             <w:vAlign w:val="center"/>
           </w:tcPr>
           <w:p>
-            <w:pPr>
-              <w:spacing w:after="0"/>
-            </w:pPr>
-            <w:r/>
             <w:r>
               <w:rPr>
-                <w:rFonts w:ascii="Arial" w:hAnsi="Arial"/>
-                <w:b w:val="0"/>
                 <w:sz w:val="14"/>
               </w:rPr>
-              <w:t>SAVEE 97.49%; RAVDESS 99.23%; CREMA-D 89.31%; TESS 99.82%; EMO-DB 99.53%; EMOVO 96.39%.</w:t>
+              <w:t>Gaussian noise, pitch shift, time stretch</w:t>
             </w:r>
           </w:p>
         </w:tc>
         <w:tc>
           <w:tcPr>
-            <w:tcW w:type="dxa" w:w="1872"/>
+            <w:tcW w:type="dxa" w:w="2088"/>
+            <w:tcMar>
+              <w:top w:w="90" w:type="dxa"/>
+              <w:start w:w="110" w:type="dxa"/>
+              <w:bottom w:w="90" w:type="dxa"/>
+              <w:end w:w="110" w:type="dxa"/>
+            </w:tcMar>
             <w:vAlign w:val="center"/>
           </w:tcPr>
           <w:p>
-            <w:pPr>
-              <w:spacing w:after="0"/>
-            </w:pPr>
-            <w:r/>
             <w:r>
               <w:rPr>
-                <w:rFonts w:ascii="Arial" w:hAnsi="Arial"/>
-                <w:b w:val="0"/>
                 <w:sz w:val="14"/>
               </w:rPr>
-              <w:t>Paper PDF: Fig. 4 framework with MFCC feature extraction, data augmentation and 1D-CNN with channel/spatial attention. GitHub repository also has a figure folder and README images.</w:t>
+              <w:t>TESS 100; RAVDESS 97.83; SAVEE 97.02; CREMA-D 95.10; combined 93.76</w:t>
+            </w:r>
+          </w:p>
+        </w:tc>
+        <w:tc>
+          <w:tcPr>
+            <w:tcW w:type="dxa" w:w="2520"/>
+            <w:tcMar>
+              <w:top w:w="90" w:type="dxa"/>
+              <w:start w:w="110" w:type="dxa"/>
+              <w:bottom w:w="90" w:type="dxa"/>
+              <w:end w:w="110" w:type="dxa"/>
+            </w:tcMar>
+            <w:vAlign w:val="center"/>
+          </w:tcPr>
+          <w:p>
+            <w:r>
+              <w:rPr>
+                <w:sz w:val="14"/>
+              </w:rPr>
+              <w:t>80-20 and 5-fold; strict speaker-aware split not clearly stated.</w:t>
             </w:r>
           </w:p>
         </w:tc>
@@ -345,123 +495,143 @@
       <w:tr>
         <w:tc>
           <w:tcPr>
-            <w:tcW w:type="dxa" w:w="1872"/>
+            <w:tcW w:type="dxa" w:w="1512"/>
+            <w:tcMar>
+              <w:top w:w="90" w:type="dxa"/>
+              <w:start w:w="110" w:type="dxa"/>
+              <w:bottom w:w="90" w:type="dxa"/>
+              <w:end w:w="110" w:type="dxa"/>
+            </w:tcMar>
             <w:vAlign w:val="center"/>
           </w:tcPr>
           <w:p>
-            <w:pPr>
-              <w:spacing w:after="0"/>
-            </w:pPr>
-            <w:r/>
             <w:r>
               <w:rPr>
-                <w:rFonts w:ascii="Arial" w:hAnsi="Arial"/>
-                <w:b w:val="0"/>
                 <w:sz w:val="14"/>
               </w:rPr>
-              <w:t>Chowdhury et al. - DCRF-BiLSTM Feature Engineering</w:t>
+              <w:t>Lee &amp; Nadeem</w:t>
             </w:r>
           </w:p>
         </w:tc>
         <w:tc>
           <w:tcPr>
-            <w:tcW w:type="dxa" w:w="1872"/>
+            <w:tcW w:type="dxa" w:w="1728"/>
+            <w:tcMar>
+              <w:top w:w="90" w:type="dxa"/>
+              <w:start w:w="110" w:type="dxa"/>
+              <w:bottom w:w="90" w:type="dxa"/>
+              <w:end w:w="110" w:type="dxa"/>
+            </w:tcMar>
             <w:vAlign w:val="center"/>
           </w:tcPr>
           <w:p>
-            <w:pPr>
-              <w:spacing w:after="0"/>
-            </w:pPr>
-            <w:r/>
             <w:r>
               <w:rPr>
-                <w:rFonts w:ascii="Arial" w:hAnsi="Arial"/>
-                <w:b w:val="0"/>
                 <w:sz w:val="14"/>
               </w:rPr>
-              <w:t>Deep Conditional Random Fields plus BiLSTM. BiLSTM learns temporal dependencies in both forward/backward directions, while DeepCRF adds structured prediction over sequence representations.</w:t>
+              <w:t>MFCC 1D-CNN with channel/spatial attention</w:t>
             </w:r>
           </w:p>
         </w:tc>
         <w:tc>
           <w:tcPr>
-            <w:tcW w:type="dxa" w:w="1872"/>
+            <w:tcW w:type="dxa" w:w="2232"/>
+            <w:tcMar>
+              <w:top w:w="90" w:type="dxa"/>
+              <w:start w:w="110" w:type="dxa"/>
+              <w:bottom w:w="90" w:type="dxa"/>
+              <w:end w:w="110" w:type="dxa"/>
+            </w:tcMar>
             <w:vAlign w:val="center"/>
           </w:tcPr>
           <w:p>
-            <w:pPr>
-              <w:spacing w:after="0"/>
-            </w:pPr>
-            <w:r/>
             <w:r>
               <w:rPr>
-                <w:rFonts w:ascii="Arial" w:hAnsi="Arial"/>
-                <w:b w:val="0"/>
                 <w:sz w:val="14"/>
               </w:rPr>
-              <w:t>Reports individual datasets and combined sets, including R+T+S and R+T+S+E+C.</w:t>
+              <w:t>MFCC primary; Chroma ablation</w:t>
             </w:r>
           </w:p>
         </w:tc>
         <w:tc>
           <w:tcPr>
-            <w:tcW w:type="dxa" w:w="1872"/>
+            <w:tcW w:type="dxa" w:w="1800"/>
+            <w:tcMar>
+              <w:top w:w="90" w:type="dxa"/>
+              <w:start w:w="110" w:type="dxa"/>
+              <w:bottom w:w="90" w:type="dxa"/>
+              <w:end w:w="110" w:type="dxa"/>
+            </w:tcMar>
             <w:vAlign w:val="center"/>
           </w:tcPr>
           <w:p>
-            <w:pPr>
-              <w:spacing w:after="0"/>
-            </w:pPr>
-            <w:r/>
             <w:r>
               <w:rPr>
-                <w:rFonts w:ascii="Arial" w:hAnsi="Arial"/>
-                <w:b w:val="0"/>
                 <w:sz w:val="14"/>
               </w:rPr>
-              <w:t>RAVDESS 97.83%; SAVEE 97.02%; CREMA-D 95.10%; TESS 100%; EMO-DB 100%; R+T+S 98.82%; R+T+S+E+C 93.76%.</w:t>
+              <w:t>Gaussian noise, pitch shift</w:t>
             </w:r>
           </w:p>
         </w:tc>
         <w:tc>
           <w:tcPr>
-            <w:tcW w:type="dxa" w:w="1872"/>
+            <w:tcW w:type="dxa" w:w="2088"/>
+            <w:tcMar>
+              <w:top w:w="90" w:type="dxa"/>
+              <w:start w:w="110" w:type="dxa"/>
+              <w:bottom w:w="90" w:type="dxa"/>
+              <w:end w:w="110" w:type="dxa"/>
+            </w:tcMar>
             <w:vAlign w:val="center"/>
           </w:tcPr>
           <w:p>
-            <w:pPr>
-              <w:spacing w:after="0"/>
-            </w:pPr>
-            <w:r/>
             <w:r>
               <w:rPr>
-                <w:rFonts w:ascii="Arial" w:hAnsi="Arial"/>
-                <w:b w:val="0"/>
                 <w:sz w:val="14"/>
               </w:rPr>
-              <w:t>Paper PDF: Figure 1 system overview of DCRF-BiLSTM framework; Figures 2-4 show spectrogram/waveform preprocessing and augmentation visualizations.</w:t>
+              <w:t>TESS 99.82; RAVDESS 99.23; SAVEE 97.49; CREMA-D 89.31</w:t>
+            </w:r>
+          </w:p>
+        </w:tc>
+        <w:tc>
+          <w:tcPr>
+            <w:tcW w:type="dxa" w:w="2520"/>
+            <w:tcMar>
+              <w:top w:w="90" w:type="dxa"/>
+              <w:start w:w="110" w:type="dxa"/>
+              <w:bottom w:w="90" w:type="dxa"/>
+              <w:end w:w="110" w:type="dxa"/>
+            </w:tcMar>
+            <w:vAlign w:val="center"/>
+          </w:tcPr>
+          <w:p>
+            <w:r>
+              <w:rPr>
+                <w:sz w:val="14"/>
+              </w:rPr>
+              <w:t>Single-dataset benchmark; strict speaker-aware split not clearly stated.</w:t>
             </w:r>
           </w:p>
         </w:tc>
       </w:tr>
     </w:tbl>
-    <w:p/>
     <w:p>
       <w:pPr>
         <w:pStyle w:val="Heading1"/>
       </w:pPr>
       <w:r>
-        <w:t>Ahmed et al. - Ensemble 1D-CNN-LSTM-GRU</w:t>
+        <w:t>Ahmed et al. - Ensemble 1D-CNN-LSTM-GRU with Data Augmentation</w:t>
       </w:r>
     </w:p>
     <w:p>
       <w:pPr>
+        <w:keepNext/>
         <w:jc w:val="center"/>
       </w:pPr>
       <w:r>
         <w:drawing>
           <wp:inline xmlns:a="http://schemas.openxmlformats.org/drawingml/2006/main" xmlns:pic="http://schemas.openxmlformats.org/drawingml/2006/picture">
-            <wp:extent cx="5943600" cy="3417570"/>
+            <wp:extent cx="6080760" cy="2716935"/>
             <wp:docPr id="1" name="Picture 1"/>
             <wp:cNvGraphicFramePr>
               <a:graphicFrameLocks noChangeAspect="1"/>
@@ -470,11 +640,11 @@
               <a:graphicData uri="http://schemas.openxmlformats.org/drawingml/2006/picture">
                 <pic:pic>
                   <pic:nvPicPr>
-                    <pic:cNvPr id="0" name="ahmed_ensemble_architecture_redraw.png"/>
+                    <pic:cNvPr id="0" name="ahmed_ensemble_architecture.png"/>
                     <pic:cNvPicPr/>
                   </pic:nvPicPr>
                   <pic:blipFill>
-                    <a:blip r:embed="rId9"/>
+                    <a:blip r:embed="rId10"/>
                     <a:stretch>
                       <a:fillRect/>
                     </a:stretch>
@@ -482,7 +652,7 @@
                   <pic:spPr>
                     <a:xfrm>
                       <a:off x="0" y="0"/>
-                      <a:ext cx="5943600" cy="3417570"/>
+                      <a:ext cx="6080760" cy="2716935"/>
                     </a:xfrm>
                     <a:prstGeom prst="rect"/>
                   </pic:spPr>
@@ -495,66 +665,157 @@
     </w:p>
     <w:p>
       <w:pPr>
+        <w:spacing w:after="160"/>
         <w:jc w:val="center"/>
       </w:pPr>
       <w:r>
         <w:rPr>
-          <w:rFonts w:ascii="Arial" w:hAnsi="Arial"/>
           <w:i/>
-          <w:color w:val="555555"/>
-          <w:sz w:val="18"/>
+          <w:color w:val="64748B"/>
+          <w:sz w:val="17"/>
         </w:rPr>
-        <w:t>Redrawn architecture schematic for Ahmed et al. - Ensemble 1D-CNN-LSTM-GRU.</w:t>
+        <w:t>Ahmed et al.: augmentation + handcrafted features + three-model weighted ensemble.</w:t>
+      </w:r>
+    </w:p>
+    <w:p>
+      <w:pPr>
+        <w:pStyle w:val="Heading2"/>
+      </w:pPr>
+      <w:r>
+        <w:t>Input and output</w:t>
+      </w:r>
+    </w:p>
+    <w:p>
+      <w:pPr>
+        <w:spacing w:after="120"/>
+      </w:pPr>
+      <w:r>
+        <w:rPr>
+          <w:sz w:val="21"/>
+        </w:rPr>
+        <w:t>Input: Audio waveform resized to fixed length, augmented, then converted to handcrafted frame/clip features.</w:t>
+      </w:r>
+    </w:p>
+    <w:p>
+      <w:pPr>
+        <w:spacing w:after="120"/>
+      </w:pPr>
+      <w:r>
+        <w:rPr>
+          <w:sz w:val="21"/>
+        </w:rPr>
+        <w:t>Output: Emotion class probabilities, then final emotion label. Reported labels vary by dataset; some papers include surprise/calm/boredom/EmoDB classes, so exact label space is not identical to our current six-label setup.</w:t>
+      </w:r>
+    </w:p>
+    <w:p>
+      <w:pPr>
+        <w:pStyle w:val="Heading2"/>
+      </w:pPr>
+      <w:r>
+        <w:t>Feature engineering</w:t>
+      </w:r>
+    </w:p>
+    <w:p>
+      <w:pPr>
+        <w:spacing w:after="120"/>
+      </w:pPr>
+      <w:r>
+        <w:rPr>
+          <w:sz w:val="21"/>
+        </w:rPr>
+        <w:t>MFCC, log Mel-scaled spectrogram, zero-crossing rate, chromagram, RMS/RMSE energy.</w:t>
+      </w:r>
+    </w:p>
+    <w:p>
+      <w:pPr>
+        <w:pStyle w:val="Heading2"/>
+      </w:pPr>
+      <w:r>
+        <w:t>Augmentation strategy</w:t>
+      </w:r>
+    </w:p>
+    <w:p>
+      <w:pPr>
+        <w:spacing w:after="120"/>
+      </w:pPr>
+      <w:r>
+        <w:rPr>
+          <w:sz w:val="21"/>
+        </w:rPr>
+        <w:t>Additive white Gaussian noise, pitch shifting, time stretching. The paper reports 3% to 32% improvement from augmentation.</w:t>
+      </w:r>
+    </w:p>
+    <w:p>
+      <w:pPr>
+        <w:pStyle w:val="Heading2"/>
+      </w:pPr>
+      <w:r>
+        <w:t>Architecture blocks and functions</w:t>
       </w:r>
     </w:p>
     <w:tbl>
       <w:tblPr>
-        <w:tblStyle w:val="TableGrid"/>
         <w:tblW w:type="auto" w:w="0"/>
+        <w:jc w:val="center"/>
+        <w:tblLayout w:type="autofit"/>
         <w:tblLook w:firstColumn="1" w:firstRow="1" w:lastColumn="0" w:lastRow="0" w:noHBand="0" w:noVBand="1" w:val="04A0"/>
+        <w:tblBorders>
+          <w:top w:val="single" w:sz="8" w:space="0" w:color="D9E2EF"/>
+          <w:left w:val="single" w:sz="8" w:space="0" w:color="D9E2EF"/>
+          <w:bottom w:val="single" w:sz="8" w:space="0" w:color="D9E2EF"/>
+          <w:right w:val="single" w:sz="8" w:space="0" w:color="D9E2EF"/>
+          <w:insideH w:val="single" w:sz="8" w:space="0" w:color="D9E2EF"/>
+          <w:insideV w:val="single" w:sz="8" w:space="0" w:color="D9E2EF"/>
+        </w:tblBorders>
       </w:tblPr>
       <w:tblGrid>
-        <w:gridCol w:w="4680"/>
-        <w:gridCol w:w="4680"/>
+        <w:gridCol w:w="4997"/>
+        <w:gridCol w:w="4997"/>
       </w:tblGrid>
       <w:tr>
         <w:tc>
           <w:tcPr>
-            <w:tcW w:type="dxa" w:w="4680"/>
+            <w:tcW w:type="dxa" w:w="2736"/>
+            <w:shd w:fill="E8EEF5"/>
+            <w:tcMar>
+              <w:top w:w="90" w:type="dxa"/>
+              <w:start w:w="110" w:type="dxa"/>
+              <w:bottom w:w="90" w:type="dxa"/>
+              <w:end w:w="110" w:type="dxa"/>
+            </w:tcMar>
             <w:vAlign w:val="center"/>
           </w:tcPr>
           <w:p>
-            <w:pPr>
-              <w:spacing w:after="0"/>
-            </w:pPr>
-            <w:r/>
             <w:r>
               <w:rPr>
-                <w:rFonts w:ascii="Arial" w:hAnsi="Arial"/>
                 <w:b/>
-                <w:sz w:val="16"/>
+                <w:color w:val="172033"/>
+                <w:sz w:val="17"/>
               </w:rPr>
-              <w:t>Item</w:t>
+              <w:t>Block/algorithm</w:t>
             </w:r>
           </w:p>
         </w:tc>
         <w:tc>
           <w:tcPr>
-            <w:tcW w:type="dxa" w:w="4680"/>
+            <w:tcW w:type="dxa" w:w="6552"/>
+            <w:shd w:fill="E8EEF5"/>
+            <w:tcMar>
+              <w:top w:w="90" w:type="dxa"/>
+              <w:start w:w="110" w:type="dxa"/>
+              <w:bottom w:w="90" w:type="dxa"/>
+              <w:end w:w="110" w:type="dxa"/>
+            </w:tcMar>
             <w:vAlign w:val="center"/>
           </w:tcPr>
           <w:p>
-            <w:pPr>
-              <w:spacing w:after="0"/>
-            </w:pPr>
-            <w:r/>
             <w:r>
               <w:rPr>
-                <w:rFonts w:ascii="Arial" w:hAnsi="Arial"/>
                 <w:b/>
-                <w:sz w:val="16"/>
+                <w:color w:val="172033"/>
+                <w:sz w:val="17"/>
               </w:rPr>
-              <w:t>Details</w:t>
+              <w:t>Function</w:t>
             </w:r>
           </w:p>
         </w:tc>
@@ -562,41 +823,41 @@
       <w:tr>
         <w:tc>
           <w:tcPr>
-            <w:tcW w:type="dxa" w:w="4680"/>
+            <w:tcW w:type="dxa" w:w="2736"/>
+            <w:tcMar>
+              <w:top w:w="90" w:type="dxa"/>
+              <w:start w:w="110" w:type="dxa"/>
+              <w:bottom w:w="90" w:type="dxa"/>
+              <w:end w:w="110" w:type="dxa"/>
+            </w:tcMar>
             <w:vAlign w:val="center"/>
           </w:tcPr>
           <w:p>
-            <w:pPr>
-              <w:spacing w:after="0"/>
-            </w:pPr>
-            <w:r/>
             <w:r>
               <w:rPr>
-                <w:rFonts w:ascii="Arial" w:hAnsi="Arial"/>
-                <w:b w:val="0"/>
-                <w:sz w:val="16"/>
+                <w:sz w:val="17"/>
               </w:rPr>
-              <w:t>Paper</w:t>
+              <w:t>Fixed-length audio</w:t>
             </w:r>
           </w:p>
         </w:tc>
         <w:tc>
           <w:tcPr>
-            <w:tcW w:type="dxa" w:w="4680"/>
+            <w:tcW w:type="dxa" w:w="6552"/>
+            <w:tcMar>
+              <w:top w:w="90" w:type="dxa"/>
+              <w:start w:w="110" w:type="dxa"/>
+              <w:bottom w:w="90" w:type="dxa"/>
+              <w:end w:w="110" w:type="dxa"/>
+            </w:tcMar>
             <w:vAlign w:val="center"/>
           </w:tcPr>
           <w:p>
-            <w:pPr>
-              <w:spacing w:after="0"/>
-            </w:pPr>
-            <w:r/>
             <w:r>
               <w:rPr>
-                <w:rFonts w:ascii="Arial" w:hAnsi="Arial"/>
-                <w:b w:val="0"/>
-                <w:sz w:val="16"/>
+                <w:sz w:val="17"/>
               </w:rPr>
-              <w:t>https://arxiv.org/abs/2112.05666</w:t>
+              <w:t>Normalize input duration so batched training is possible.</w:t>
             </w:r>
           </w:p>
         </w:tc>
@@ -604,41 +865,41 @@
       <w:tr>
         <w:tc>
           <w:tcPr>
-            <w:tcW w:type="dxa" w:w="4680"/>
+            <w:tcW w:type="dxa" w:w="2736"/>
+            <w:tcMar>
+              <w:top w:w="90" w:type="dxa"/>
+              <w:start w:w="110" w:type="dxa"/>
+              <w:bottom w:w="90" w:type="dxa"/>
+              <w:end w:w="110" w:type="dxa"/>
+            </w:tcMar>
             <w:vAlign w:val="center"/>
           </w:tcPr>
           <w:p>
-            <w:pPr>
-              <w:spacing w:after="0"/>
-            </w:pPr>
-            <w:r/>
             <w:r>
               <w:rPr>
-                <w:rFonts w:ascii="Arial" w:hAnsi="Arial"/>
-                <w:b w:val="0"/>
-                <w:sz w:val="16"/>
+                <w:sz w:val="17"/>
               </w:rPr>
-              <w:t>PDF</w:t>
+              <w:t>AWGN/pitch/time stretch</w:t>
             </w:r>
           </w:p>
         </w:tc>
         <w:tc>
           <w:tcPr>
-            <w:tcW w:type="dxa" w:w="4680"/>
+            <w:tcW w:type="dxa" w:w="6552"/>
+            <w:tcMar>
+              <w:top w:w="90" w:type="dxa"/>
+              <w:start w:w="110" w:type="dxa"/>
+              <w:bottom w:w="90" w:type="dxa"/>
+              <w:end w:w="110" w:type="dxa"/>
+            </w:tcMar>
             <w:vAlign w:val="center"/>
           </w:tcPr>
           <w:p>
-            <w:pPr>
-              <w:spacing w:after="0"/>
-            </w:pPr>
-            <w:r/>
             <w:r>
               <w:rPr>
-                <w:rFonts w:ascii="Arial" w:hAnsi="Arial"/>
-                <w:b w:val="0"/>
-                <w:sz w:val="16"/>
+                <w:sz w:val="17"/>
               </w:rPr>
-              <w:t>https://arxiv.org/pdf/2112.05666</w:t>
+              <w:t>Increase training variation and reduce overfitting on small SER datasets.</w:t>
             </w:r>
           </w:p>
         </w:tc>
@@ -646,41 +907,41 @@
       <w:tr>
         <w:tc>
           <w:tcPr>
-            <w:tcW w:type="dxa" w:w="4680"/>
+            <w:tcW w:type="dxa" w:w="2736"/>
+            <w:tcMar>
+              <w:top w:w="90" w:type="dxa"/>
+              <w:start w:w="110" w:type="dxa"/>
+              <w:bottom w:w="90" w:type="dxa"/>
+              <w:end w:w="110" w:type="dxa"/>
+            </w:tcMar>
             <w:vAlign w:val="center"/>
           </w:tcPr>
           <w:p>
-            <w:pPr>
-              <w:spacing w:after="0"/>
-            </w:pPr>
-            <w:r/>
             <w:r>
               <w:rPr>
-                <w:rFonts w:ascii="Arial" w:hAnsi="Arial"/>
-                <w:b w:val="0"/>
-                <w:sz w:val="16"/>
+                <w:sz w:val="17"/>
               </w:rPr>
-              <w:t>Code</w:t>
+              <w:t>Handcrafted features</w:t>
             </w:r>
           </w:p>
         </w:tc>
         <w:tc>
           <w:tcPr>
-            <w:tcW w:type="dxa" w:w="4680"/>
+            <w:tcW w:type="dxa" w:w="6552"/>
+            <w:tcMar>
+              <w:top w:w="90" w:type="dxa"/>
+              <w:start w:w="110" w:type="dxa"/>
+              <w:bottom w:w="90" w:type="dxa"/>
+              <w:end w:w="110" w:type="dxa"/>
+            </w:tcMar>
             <w:vAlign w:val="center"/>
           </w:tcPr>
           <w:p>
-            <w:pPr>
-              <w:spacing w:after="0"/>
-            </w:pPr>
-            <w:r/>
             <w:r>
               <w:rPr>
-                <w:rFonts w:ascii="Arial" w:hAnsi="Arial"/>
-                <w:b w:val="0"/>
-                <w:sz w:val="16"/>
+                <w:sz w:val="17"/>
               </w:rPr>
-              <w:t>Not found from the paper page/search; paper does not expose an official GitHub link.</w:t>
+              <w:t>Provide acoustic cues before deep learning: timbre, energy, pitch/harmonic, and spectral texture.</w:t>
             </w:r>
           </w:p>
         </w:tc>
@@ -688,41 +949,41 @@
       <w:tr>
         <w:tc>
           <w:tcPr>
-            <w:tcW w:type="dxa" w:w="4680"/>
+            <w:tcW w:type="dxa" w:w="2736"/>
+            <w:tcMar>
+              <w:top w:w="90" w:type="dxa"/>
+              <w:start w:w="110" w:type="dxa"/>
+              <w:bottom w:w="90" w:type="dxa"/>
+              <w:end w:w="110" w:type="dxa"/>
+            </w:tcMar>
             <w:vAlign w:val="center"/>
           </w:tcPr>
           <w:p>
-            <w:pPr>
-              <w:spacing w:after="0"/>
-            </w:pPr>
-            <w:r/>
             <w:r>
               <w:rPr>
-                <w:rFonts w:ascii="Arial" w:hAnsi="Arial"/>
-                <w:b w:val="0"/>
-                <w:sz w:val="16"/>
+                <w:sz w:val="17"/>
               </w:rPr>
-              <w:t>Original architecture image</w:t>
+              <w:t>LFAB / dilated 1D-CNN</w:t>
             </w:r>
           </w:p>
         </w:tc>
         <w:tc>
           <w:tcPr>
-            <w:tcW w:type="dxa" w:w="4680"/>
+            <w:tcW w:type="dxa" w:w="6552"/>
+            <w:tcMar>
+              <w:top w:w="90" w:type="dxa"/>
+              <w:start w:w="110" w:type="dxa"/>
+              <w:bottom w:w="90" w:type="dxa"/>
+              <w:end w:w="110" w:type="dxa"/>
+            </w:tcMar>
             <w:vAlign w:val="center"/>
           </w:tcPr>
           <w:p>
-            <w:pPr>
-              <w:spacing w:after="0"/>
-            </w:pPr>
-            <w:r/>
             <w:r>
               <w:rPr>
-                <w:rFonts w:ascii="Arial" w:hAnsi="Arial"/>
-                <w:b w:val="0"/>
-                <w:sz w:val="16"/>
+                <w:sz w:val="17"/>
               </w:rPr>
-              <w:t>Paper PDF: Fig. 1 generic SER workflow; Fig. 2 model-A 1D CNNs-FCNs; Fig. 3 model-B 1D CNNs-LSTM-FCNs; Fig. 5 model-C 1D CNNs-GRU-FCNs; Fig. 6 weighted ensemble model-D.</w:t>
+              <w:t>Extract local temporal patterns over feature sequence with wider receptive field.</w:t>
             </w:r>
           </w:p>
         </w:tc>
@@ -730,41 +991,41 @@
       <w:tr>
         <w:tc>
           <w:tcPr>
-            <w:tcW w:type="dxa" w:w="4680"/>
+            <w:tcW w:type="dxa" w:w="2736"/>
+            <w:tcMar>
+              <w:top w:w="90" w:type="dxa"/>
+              <w:start w:w="110" w:type="dxa"/>
+              <w:bottom w:w="90" w:type="dxa"/>
+              <w:end w:w="110" w:type="dxa"/>
+            </w:tcMar>
             <w:vAlign w:val="center"/>
           </w:tcPr>
           <w:p>
-            <w:pPr>
-              <w:spacing w:after="0"/>
-            </w:pPr>
-            <w:r/>
             <w:r>
               <w:rPr>
-                <w:rFonts w:ascii="Arial" w:hAnsi="Arial"/>
-                <w:b w:val="0"/>
-                <w:sz w:val="16"/>
+                <w:sz w:val="17"/>
               </w:rPr>
-              <w:t>Datasets</w:t>
+              <w:t>LSTM or GRU branch</w:t>
             </w:r>
           </w:p>
         </w:tc>
         <w:tc>
           <w:tcPr>
-            <w:tcW w:type="dxa" w:w="4680"/>
+            <w:tcW w:type="dxa" w:w="6552"/>
+            <w:tcMar>
+              <w:top w:w="90" w:type="dxa"/>
+              <w:start w:w="110" w:type="dxa"/>
+              <w:bottom w:w="90" w:type="dxa"/>
+              <w:end w:w="110" w:type="dxa"/>
+            </w:tcMar>
             <w:vAlign w:val="center"/>
           </w:tcPr>
           <w:p>
-            <w:pPr>
-              <w:spacing w:after="0"/>
-            </w:pPr>
-            <w:r/>
             <w:r>
               <w:rPr>
-                <w:rFonts w:ascii="Arial" w:hAnsi="Arial"/>
-                <w:b w:val="0"/>
-                <w:sz w:val="16"/>
+                <w:sz w:val="17"/>
               </w:rPr>
-              <w:t>TESS, EMO-DB, RAVDESS, SAVEE, CREMA-D</w:t>
+              <w:t>Capture long-term temporal dependencies beyond local CNN windows.</w:t>
             </w:r>
           </w:p>
         </w:tc>
@@ -772,41 +1033,117 @@
       <w:tr>
         <w:tc>
           <w:tcPr>
-            <w:tcW w:type="dxa" w:w="4680"/>
+            <w:tcW w:type="dxa" w:w="2736"/>
+            <w:tcMar>
+              <w:top w:w="90" w:type="dxa"/>
+              <w:start w:w="110" w:type="dxa"/>
+              <w:bottom w:w="90" w:type="dxa"/>
+              <w:end w:w="110" w:type="dxa"/>
+            </w:tcMar>
             <w:vAlign w:val="center"/>
           </w:tcPr>
           <w:p>
-            <w:pPr>
-              <w:spacing w:after="0"/>
-            </w:pPr>
-            <w:r/>
             <w:r>
               <w:rPr>
-                <w:rFonts w:ascii="Arial" w:hAnsi="Arial"/>
-                <w:b w:val="0"/>
-                <w:sz w:val="16"/>
+                <w:sz w:val="17"/>
               </w:rPr>
-              <w:t>Dataset combination</w:t>
+              <w:t>Weighted ensemble</w:t>
             </w:r>
           </w:p>
         </w:tc>
         <w:tc>
           <w:tcPr>
-            <w:tcW w:type="dxa" w:w="4680"/>
+            <w:tcW w:type="dxa" w:w="6552"/>
+            <w:tcMar>
+              <w:top w:w="90" w:type="dxa"/>
+              <w:start w:w="110" w:type="dxa"/>
+              <w:bottom w:w="90" w:type="dxa"/>
+              <w:end w:w="110" w:type="dxa"/>
+            </w:tcMar>
             <w:vAlign w:val="center"/>
           </w:tcPr>
           <w:p>
-            <w:pPr>
-              <w:spacing w:after="0"/>
-            </w:pPr>
-            <w:r/>
             <w:r>
               <w:rPr>
-                <w:rFonts w:ascii="Arial" w:hAnsi="Arial"/>
-                <w:b w:val="0"/>
-                <w:sz w:val="16"/>
+                <w:sz w:val="17"/>
               </w:rPr>
-              <w:t>They report results mainly per dataset, not one strict speaker-aware four-dataset protocol like our combined_strict.</w:t>
+              <w:t>Combine models A/B/C so complementary errors can cancel out.</w:t>
+            </w:r>
+          </w:p>
+        </w:tc>
+      </w:tr>
+    </w:tbl>
+    <w:p>
+      <w:pPr>
+        <w:pStyle w:val="Heading2"/>
+      </w:pPr>
+      <w:r>
+        <w:t>Dataset-level reported results</w:t>
+      </w:r>
+    </w:p>
+    <w:tbl>
+      <w:tblPr>
+        <w:tblW w:type="auto" w:w="0"/>
+        <w:jc w:val="center"/>
+        <w:tblLayout w:type="autofit"/>
+        <w:tblLook w:firstColumn="1" w:firstRow="1" w:lastColumn="0" w:lastRow="0" w:noHBand="0" w:noVBand="1" w:val="04A0"/>
+        <w:tblBorders>
+          <w:top w:val="single" w:sz="8" w:space="0" w:color="D9E2EF"/>
+          <w:left w:val="single" w:sz="8" w:space="0" w:color="D9E2EF"/>
+          <w:bottom w:val="single" w:sz="8" w:space="0" w:color="D9E2EF"/>
+          <w:right w:val="single" w:sz="8" w:space="0" w:color="D9E2EF"/>
+          <w:insideH w:val="single" w:sz="8" w:space="0" w:color="D9E2EF"/>
+          <w:insideV w:val="single" w:sz="8" w:space="0" w:color="D9E2EF"/>
+        </w:tblBorders>
+      </w:tblPr>
+      <w:tblGrid>
+        <w:gridCol w:w="4997"/>
+        <w:gridCol w:w="4997"/>
+      </w:tblGrid>
+      <w:tr>
+        <w:tc>
+          <w:tcPr>
+            <w:tcW w:type="dxa" w:w="3168"/>
+            <w:shd w:fill="E8EEF5"/>
+            <w:tcMar>
+              <w:top w:w="90" w:type="dxa"/>
+              <w:start w:w="110" w:type="dxa"/>
+              <w:bottom w:w="90" w:type="dxa"/>
+              <w:end w:w="110" w:type="dxa"/>
+            </w:tcMar>
+            <w:vAlign w:val="center"/>
+          </w:tcPr>
+          <w:p>
+            <w:r>
+              <w:rPr>
+                <w:b/>
+                <w:color w:val="172033"/>
+                <w:sz w:val="18"/>
+              </w:rPr>
+              <w:t>Dataset</w:t>
+            </w:r>
+          </w:p>
+        </w:tc>
+        <w:tc>
+          <w:tcPr>
+            <w:tcW w:type="dxa" w:w="3168"/>
+            <w:shd w:fill="E8EEF5"/>
+            <w:tcMar>
+              <w:top w:w="90" w:type="dxa"/>
+              <w:start w:w="110" w:type="dxa"/>
+              <w:bottom w:w="90" w:type="dxa"/>
+              <w:end w:w="110" w:type="dxa"/>
+            </w:tcMar>
+            <w:vAlign w:val="center"/>
+          </w:tcPr>
+          <w:p>
+            <w:r>
+              <w:rPr>
+                <w:b/>
+                <w:color w:val="172033"/>
+                <w:sz w:val="18"/>
+              </w:rPr>
+              <w:t>Reported accuracy (%)</w:t>
             </w:r>
           </w:p>
         </w:tc>
@@ -814,41 +1151,41 @@
       <w:tr>
         <w:tc>
           <w:tcPr>
-            <w:tcW w:type="dxa" w:w="4680"/>
+            <w:tcW w:type="dxa" w:w="3168"/>
+            <w:tcMar>
+              <w:top w:w="90" w:type="dxa"/>
+              <w:start w:w="110" w:type="dxa"/>
+              <w:bottom w:w="90" w:type="dxa"/>
+              <w:end w:w="110" w:type="dxa"/>
+            </w:tcMar>
             <w:vAlign w:val="center"/>
           </w:tcPr>
           <w:p>
-            <w:pPr>
-              <w:spacing w:after="0"/>
-            </w:pPr>
-            <w:r/>
             <w:r>
               <w:rPr>
-                <w:rFonts w:ascii="Arial" w:hAnsi="Arial"/>
-                <w:b w:val="0"/>
-                <w:sz w:val="16"/>
+                <w:sz w:val="17"/>
               </w:rPr>
-              <w:t>Train/validation/test split</w:t>
+              <w:t>TESS</w:t>
             </w:r>
           </w:p>
         </w:tc>
         <w:tc>
           <w:tcPr>
-            <w:tcW w:type="dxa" w:w="4680"/>
+            <w:tcW w:type="dxa" w:w="3168"/>
+            <w:tcMar>
+              <w:top w:w="90" w:type="dxa"/>
+              <w:start w:w="110" w:type="dxa"/>
+              <w:bottom w:w="90" w:type="dxa"/>
+              <w:end w:w="110" w:type="dxa"/>
+            </w:tcMar>
             <w:vAlign w:val="center"/>
           </w:tcPr>
           <w:p>
-            <w:pPr>
-              <w:spacing w:after="0"/>
-            </w:pPr>
-            <w:r/>
             <w:r>
               <w:rPr>
-                <w:rFonts w:ascii="Arial" w:hAnsi="Arial"/>
-                <w:b w:val="0"/>
-                <w:sz w:val="16"/>
+                <w:sz w:val="17"/>
               </w:rPr>
-              <w:t>Paper states data is divided into train/test with 80:20 proportion; 20% of training data is used for validation and remaining 80% for training. This is random-style and not described as speaker-disjoint.</w:t>
+              <w:t>99.46</w:t>
             </w:r>
           </w:p>
         </w:tc>
@@ -856,41 +1193,41 @@
       <w:tr>
         <w:tc>
           <w:tcPr>
-            <w:tcW w:type="dxa" w:w="4680"/>
+            <w:tcW w:type="dxa" w:w="3168"/>
+            <w:tcMar>
+              <w:top w:w="90" w:type="dxa"/>
+              <w:start w:w="110" w:type="dxa"/>
+              <w:bottom w:w="90" w:type="dxa"/>
+              <w:end w:w="110" w:type="dxa"/>
+            </w:tcMar>
             <w:vAlign w:val="center"/>
           </w:tcPr>
           <w:p>
-            <w:pPr>
-              <w:spacing w:after="0"/>
-            </w:pPr>
-            <w:r/>
             <w:r>
               <w:rPr>
-                <w:rFonts w:ascii="Arial" w:hAnsi="Arial"/>
-                <w:b w:val="0"/>
-                <w:sz w:val="16"/>
+                <w:sz w:val="17"/>
               </w:rPr>
-              <w:t>Preprocessing</w:t>
+              <w:t>RAVDESS</w:t>
             </w:r>
           </w:p>
         </w:tc>
         <w:tc>
           <w:tcPr>
-            <w:tcW w:type="dxa" w:w="4680"/>
+            <w:tcW w:type="dxa" w:w="3168"/>
+            <w:tcMar>
+              <w:top w:w="90" w:type="dxa"/>
+              <w:start w:w="110" w:type="dxa"/>
+              <w:bottom w:w="90" w:type="dxa"/>
+              <w:end w:w="110" w:type="dxa"/>
+            </w:tcMar>
             <w:vAlign w:val="center"/>
           </w:tcPr>
           <w:p>
-            <w:pPr>
-              <w:spacing w:after="0"/>
-            </w:pPr>
-            <w:r/>
             <w:r>
               <w:rPr>
-                <w:rFonts w:ascii="Arial" w:hAnsi="Arial"/>
-                <w:b w:val="0"/>
-                <w:sz w:val="16"/>
+                <w:sz w:val="17"/>
               </w:rPr>
-              <w:t>Audio files resized to fixed length; augmentation is used to increase training data and address imbalance.</w:t>
+              <w:t>95.62</w:t>
             </w:r>
           </w:p>
         </w:tc>
@@ -898,41 +1235,41 @@
       <w:tr>
         <w:tc>
           <w:tcPr>
-            <w:tcW w:type="dxa" w:w="4680"/>
+            <w:tcW w:type="dxa" w:w="3168"/>
+            <w:tcMar>
+              <w:top w:w="90" w:type="dxa"/>
+              <w:start w:w="110" w:type="dxa"/>
+              <w:bottom w:w="90" w:type="dxa"/>
+              <w:end w:w="110" w:type="dxa"/>
+            </w:tcMar>
             <w:vAlign w:val="center"/>
           </w:tcPr>
           <w:p>
-            <w:pPr>
-              <w:spacing w:after="0"/>
-            </w:pPr>
-            <w:r/>
             <w:r>
               <w:rPr>
-                <w:rFonts w:ascii="Arial" w:hAnsi="Arial"/>
-                <w:b w:val="0"/>
-                <w:sz w:val="16"/>
+                <w:sz w:val="17"/>
               </w:rPr>
-              <w:t>Features</w:t>
+              <w:t>SAVEE</w:t>
             </w:r>
           </w:p>
         </w:tc>
         <w:tc>
           <w:tcPr>
-            <w:tcW w:type="dxa" w:w="4680"/>
+            <w:tcW w:type="dxa" w:w="3168"/>
+            <w:tcMar>
+              <w:top w:w="90" w:type="dxa"/>
+              <w:start w:w="110" w:type="dxa"/>
+              <w:bottom w:w="90" w:type="dxa"/>
+              <w:end w:w="110" w:type="dxa"/>
+            </w:tcMar>
             <w:vAlign w:val="center"/>
           </w:tcPr>
           <w:p>
-            <w:pPr>
-              <w:spacing w:after="0"/>
-            </w:pPr>
-            <w:r/>
             <w:r>
               <w:rPr>
-                <w:rFonts w:ascii="Arial" w:hAnsi="Arial"/>
-                <w:b w:val="0"/>
-                <w:sz w:val="16"/>
+                <w:sz w:val="17"/>
               </w:rPr>
-              <w:t>MFCC, log Mel-scaled spectrogram, zero-crossing rate, chromagram, RMS energy.</w:t>
+              <w:t>93.22</w:t>
             </w:r>
           </w:p>
         </w:tc>
@@ -940,273 +1277,82 @@
       <w:tr>
         <w:tc>
           <w:tcPr>
-            <w:tcW w:type="dxa" w:w="4680"/>
+            <w:tcW w:type="dxa" w:w="3168"/>
+            <w:tcMar>
+              <w:top w:w="90" w:type="dxa"/>
+              <w:start w:w="110" w:type="dxa"/>
+              <w:bottom w:w="90" w:type="dxa"/>
+              <w:end w:w="110" w:type="dxa"/>
+            </w:tcMar>
             <w:vAlign w:val="center"/>
           </w:tcPr>
           <w:p>
-            <w:pPr>
-              <w:spacing w:after="0"/>
-            </w:pPr>
-            <w:r/>
             <w:r>
               <w:rPr>
-                <w:rFonts w:ascii="Arial" w:hAnsi="Arial"/>
-                <w:b w:val="0"/>
-                <w:sz w:val="16"/>
+                <w:sz w:val="17"/>
               </w:rPr>
-              <w:t>Augmentation</w:t>
+              <w:t>CREMA-D</w:t>
             </w:r>
           </w:p>
         </w:tc>
         <w:tc>
           <w:tcPr>
-            <w:tcW w:type="dxa" w:w="4680"/>
+            <w:tcW w:type="dxa" w:w="3168"/>
+            <w:tcMar>
+              <w:top w:w="90" w:type="dxa"/>
+              <w:start w:w="110" w:type="dxa"/>
+              <w:bottom w:w="90" w:type="dxa"/>
+              <w:end w:w="110" w:type="dxa"/>
+            </w:tcMar>
             <w:vAlign w:val="center"/>
           </w:tcPr>
           <w:p>
-            <w:pPr>
-              <w:spacing w:after="0"/>
-            </w:pPr>
-            <w:r/>
             <w:r>
               <w:rPr>
-                <w:rFonts w:ascii="Arial" w:hAnsi="Arial"/>
-                <w:b w:val="0"/>
-                <w:sz w:val="16"/>
+                <w:sz w:val="17"/>
               </w:rPr>
-              <w:t>Additive white Gaussian noise, pitch shifting, and time/signal stretching.</w:t>
-            </w:r>
-          </w:p>
-        </w:tc>
-      </w:tr>
-      <w:tr>
-        <w:tc>
-          <w:tcPr>
-            <w:tcW w:type="dxa" w:w="4680"/>
-            <w:vAlign w:val="center"/>
-          </w:tcPr>
-          <w:p>
-            <w:pPr>
-              <w:spacing w:after="0"/>
-            </w:pPr>
-            <w:r/>
-            <w:r>
-              <w:rPr>
-                <w:rFonts w:ascii="Arial" w:hAnsi="Arial"/>
-                <w:b w:val="0"/>
-                <w:sz w:val="16"/>
-              </w:rPr>
-              <w:t>Architecture</w:t>
-            </w:r>
-          </w:p>
-        </w:tc>
-        <w:tc>
-          <w:tcPr>
-            <w:tcW w:type="dxa" w:w="4680"/>
-            <w:vAlign w:val="center"/>
-          </w:tcPr>
-          <w:p>
-            <w:pPr>
-              <w:spacing w:after="0"/>
-            </w:pPr>
-            <w:r/>
-            <w:r>
-              <w:rPr>
-                <w:rFonts w:ascii="Arial" w:hAnsi="Arial"/>
-                <w:b w:val="0"/>
-                <w:sz w:val="16"/>
-              </w:rPr>
-              <w:t>Model-A uses repeated local feature acquiring blocks with dilated 1D CNN, max pooling and batch normalization followed by FCN/softmax. Model-B adds LSTM after CNN blocks. Model-C adds GRU after CNN blocks. Model-D performs weighted average ensemble over model-A/B/C probability outputs.</w:t>
-            </w:r>
-          </w:p>
-        </w:tc>
-      </w:tr>
-      <w:tr>
-        <w:tc>
-          <w:tcPr>
-            <w:tcW w:type="dxa" w:w="4680"/>
-            <w:vAlign w:val="center"/>
-          </w:tcPr>
-          <w:p>
-            <w:pPr>
-              <w:spacing w:after="0"/>
-            </w:pPr>
-            <w:r/>
-            <w:r>
-              <w:rPr>
-                <w:rFonts w:ascii="Arial" w:hAnsi="Arial"/>
-                <w:b w:val="0"/>
-                <w:sz w:val="16"/>
-              </w:rPr>
-              <w:t>Reported accuracy</w:t>
-            </w:r>
-          </w:p>
-        </w:tc>
-        <w:tc>
-          <w:tcPr>
-            <w:tcW w:type="dxa" w:w="4680"/>
-            <w:vAlign w:val="center"/>
-          </w:tcPr>
-          <w:p>
-            <w:pPr>
-              <w:spacing w:after="0"/>
-            </w:pPr>
-            <w:r/>
-            <w:r>
-              <w:rPr>
-                <w:rFonts w:ascii="Arial" w:hAnsi="Arial"/>
-                <w:b w:val="0"/>
-                <w:sz w:val="16"/>
-              </w:rPr>
-              <w:t>TESS 99.46%; EMO-DB 95.42%; RAVDESS 95.62%; SAVEE 93.22%; CREMA-D 90.47%.</w:t>
-            </w:r>
-          </w:p>
-        </w:tc>
-      </w:tr>
-      <w:tr>
-        <w:tc>
-          <w:tcPr>
-            <w:tcW w:type="dxa" w:w="4680"/>
-            <w:vAlign w:val="center"/>
-          </w:tcPr>
-          <w:p>
-            <w:pPr>
-              <w:spacing w:after="0"/>
-            </w:pPr>
-            <w:r/>
-            <w:r>
-              <w:rPr>
-                <w:rFonts w:ascii="Arial" w:hAnsi="Arial"/>
-                <w:b w:val="0"/>
-                <w:sz w:val="16"/>
-              </w:rPr>
-              <w:t>Why high performance</w:t>
-            </w:r>
-          </w:p>
-        </w:tc>
-        <w:tc>
-          <w:tcPr>
-            <w:tcW w:type="dxa" w:w="4680"/>
-            <w:vAlign w:val="center"/>
-          </w:tcPr>
-          <w:p>
-            <w:pPr>
-              <w:spacing w:after="0"/>
-            </w:pPr>
-            <w:r/>
-            <w:r>
-              <w:rPr>
-                <w:rFonts w:ascii="Arial" w:hAnsi="Arial"/>
-                <w:b w:val="0"/>
-                <w:sz w:val="16"/>
-              </w:rPr>
-              <w:t>Single-dataset/random-style evaluation, strong augmentation, multiple features, recurrent context modeling, and weighted ensemble reduce variance.</w:t>
-            </w:r>
-          </w:p>
-        </w:tc>
-      </w:tr>
-      <w:tr>
-        <w:tc>
-          <w:tcPr>
-            <w:tcW w:type="dxa" w:w="4680"/>
-            <w:vAlign w:val="center"/>
-          </w:tcPr>
-          <w:p>
-            <w:pPr>
-              <w:spacing w:after="0"/>
-            </w:pPr>
-            <w:r/>
-            <w:r>
-              <w:rPr>
-                <w:rFonts w:ascii="Arial" w:hAnsi="Arial"/>
-                <w:b w:val="0"/>
-                <w:sz w:val="16"/>
-              </w:rPr>
-              <w:t>Limit for our comparison</w:t>
-            </w:r>
-          </w:p>
-        </w:tc>
-        <w:tc>
-          <w:tcPr>
-            <w:tcW w:type="dxa" w:w="4680"/>
-            <w:vAlign w:val="center"/>
-          </w:tcPr>
-          <w:p>
-            <w:pPr>
-              <w:spacing w:after="0"/>
-            </w:pPr>
-            <w:r/>
-            <w:r>
-              <w:rPr>
-                <w:rFonts w:ascii="Arial" w:hAnsi="Arial"/>
-                <w:b w:val="0"/>
-                <w:sz w:val="16"/>
-              </w:rPr>
-              <w:t>Not directly comparable to our combined_strict speaker-aware test because their protocol is not described as speaker-disjoint and reports per-dataset results.</w:t>
-            </w:r>
-          </w:p>
-        </w:tc>
-      </w:tr>
-      <w:tr>
-        <w:tc>
-          <w:tcPr>
-            <w:tcW w:type="dxa" w:w="4680"/>
-            <w:vAlign w:val="center"/>
-          </w:tcPr>
-          <w:p>
-            <w:pPr>
-              <w:spacing w:after="0"/>
-            </w:pPr>
-            <w:r/>
-            <w:r>
-              <w:rPr>
-                <w:rFonts w:ascii="Arial" w:hAnsi="Arial"/>
-                <w:b w:val="0"/>
-                <w:sz w:val="16"/>
-              </w:rPr>
-              <w:t>What to adapt for our 05</w:t>
-            </w:r>
-          </w:p>
-        </w:tc>
-        <w:tc>
-          <w:tcPr>
-            <w:tcW w:type="dxa" w:w="4680"/>
-            <w:vAlign w:val="center"/>
-          </w:tcPr>
-          <w:p>
-            <w:pPr>
-              <w:spacing w:after="0"/>
-            </w:pPr>
-            <w:r/>
-            <w:r>
-              <w:rPr>
-                <w:rFonts w:ascii="Arial" w:hAnsi="Arial"/>
-                <w:b w:val="0"/>
-                <w:sz w:val="16"/>
-              </w:rPr>
-              <w:t>Add dual_bigru variant, keep attention/pooling, and later add probability ensemble over dual_attention, dual_bigru and logmel_2d.</w:t>
+              <w:t>90.47</w:t>
             </w:r>
           </w:p>
         </w:tc>
       </w:tr>
     </w:tbl>
-    <w:p/>
+    <w:p>
+      <w:pPr>
+        <w:pStyle w:val="Heading2"/>
+      </w:pPr>
+      <w:r>
+        <w:t>Important caveat for our report</w:t>
+      </w:r>
+    </w:p>
+    <w:p>
+      <w:pPr>
+        <w:spacing w:after="120"/>
+      </w:pPr>
+      <w:r>
+        <w:rPr>
+          <w:sz w:val="21"/>
+        </w:rPr>
+        <w:t>If augmentation is done before random split, augmented versions of the same original utterance may leak across train and test. The paper does not clearly describe group split by original utterance/speaker.</w:t>
+      </w:r>
+    </w:p>
     <w:p>
       <w:pPr>
         <w:pStyle w:val="Heading1"/>
       </w:pPr>
       <w:r>
-        <w:t>Lee &amp; Nadeem - Spectral Learning and Attention 1D-CNN</w:t>
+        <w:t>Chowdhury et al. - DCRF-BiLSTM Feature Engineering</w:t>
       </w:r>
     </w:p>
     <w:p>
       <w:pPr>
+        <w:keepNext/>
         <w:jc w:val="center"/>
       </w:pPr>
       <w:r>
         <w:drawing>
           <wp:inline xmlns:a="http://schemas.openxmlformats.org/drawingml/2006/main" xmlns:pic="http://schemas.openxmlformats.org/drawingml/2006/picture">
-            <wp:extent cx="5943600" cy="3417570"/>
+            <wp:extent cx="6080760" cy="2716935"/>
             <wp:docPr id="2" name="Picture 2"/>
             <wp:cNvGraphicFramePr>
               <a:graphicFrameLocks noChangeAspect="1"/>
@@ -1215,11 +1361,11 @@
               <a:graphicData uri="http://schemas.openxmlformats.org/drawingml/2006/picture">
                 <pic:pic>
                   <pic:nvPicPr>
-                    <pic:cNvPr id="0" name="lee_attention_architecture_redraw.png"/>
+                    <pic:cNvPr id="0" name="chowdhury_dcrf_bilstm_architecture.png"/>
                     <pic:cNvPicPr/>
                   </pic:nvPicPr>
                   <pic:blipFill>
-                    <a:blip r:embed="rId10"/>
+                    <a:blip r:embed="rId11"/>
                     <a:stretch>
                       <a:fillRect/>
                     </a:stretch>
@@ -1227,7 +1373,7 @@
                   <pic:spPr>
                     <a:xfrm>
                       <a:off x="0" y="0"/>
-                      <a:ext cx="5943600" cy="3417570"/>
+                      <a:ext cx="6080760" cy="2716935"/>
                     </a:xfrm>
                     <a:prstGeom prst="rect"/>
                   </pic:spPr>
@@ -1240,66 +1386,157 @@
     </w:p>
     <w:p>
       <w:pPr>
+        <w:spacing w:after="160"/>
         <w:jc w:val="center"/>
       </w:pPr>
       <w:r>
         <w:rPr>
-          <w:rFonts w:ascii="Arial" w:hAnsi="Arial"/>
           <w:i/>
-          <w:color w:val="555555"/>
-          <w:sz w:val="18"/>
+          <w:color w:val="64748B"/>
+          <w:sz w:val="17"/>
         </w:rPr>
-        <w:t>Redrawn architecture schematic for Lee &amp; Nadeem - Spectral Learning and Attention 1D-CNN.</w:t>
+        <w:t>Chowdhury et al.: 190 engineered features + stacked BiLSTM + DeepCRF layer.</w:t>
+      </w:r>
+    </w:p>
+    <w:p>
+      <w:pPr>
+        <w:pStyle w:val="Heading2"/>
+      </w:pPr>
+      <w:r>
+        <w:t>Input and output</w:t>
+      </w:r>
+    </w:p>
+    <w:p>
+      <w:pPr>
+        <w:spacing w:after="120"/>
+      </w:pPr>
+      <w:r>
+        <w:rPr>
+          <w:sz w:val="21"/>
+        </w:rPr>
+        <w:t>Input: Audio waveform transformed into a 190-dimensional engineered feature representation.</w:t>
+      </w:r>
+    </w:p>
+    <w:p>
+      <w:pPr>
+        <w:spacing w:after="120"/>
+      </w:pPr>
+      <w:r>
+        <w:rPr>
+          <w:sz w:val="21"/>
+        </w:rPr>
+        <w:t>Output: Emotion class probabilities, then final emotion label. Reported labels vary by dataset; some papers include surprise/calm/boredom/EmoDB classes, so exact label space is not identical to our current six-label setup.</w:t>
+      </w:r>
+    </w:p>
+    <w:p>
+      <w:pPr>
+        <w:pStyle w:val="Heading2"/>
+      </w:pPr>
+      <w:r>
+        <w:t>Feature engineering</w:t>
+      </w:r>
+    </w:p>
+    <w:p>
+      <w:pPr>
+        <w:spacing w:after="120"/>
+      </w:pPr>
+      <w:r>
+        <w:rPr>
+          <w:sz w:val="21"/>
+        </w:rPr>
+        <w:t>190 features: MFCC, delta, delta-delta, MFCC std, chroma STFT/CQT/CENS, log-Mel spectrogram, spectral contrast, energy/RMSE, ZCR. PCA optionally reduces features to around 82-97 dimensions depending on dataset.</w:t>
+      </w:r>
+    </w:p>
+    <w:p>
+      <w:pPr>
+        <w:pStyle w:val="Heading2"/>
+      </w:pPr>
+      <w:r>
+        <w:t>Augmentation strategy</w:t>
+      </w:r>
+    </w:p>
+    <w:p>
+      <w:pPr>
+        <w:spacing w:after="120"/>
+      </w:pPr>
+      <w:r>
+        <w:rPr>
+          <w:sz w:val="21"/>
+        </w:rPr>
+        <w:t>Gaussian noise at multiple levels, pitch shifting, and time stretching.</w:t>
+      </w:r>
+    </w:p>
+    <w:p>
+      <w:pPr>
+        <w:pStyle w:val="Heading2"/>
+      </w:pPr>
+      <w:r>
+        <w:t>Architecture blocks and functions</w:t>
       </w:r>
     </w:p>
     <w:tbl>
       <w:tblPr>
-        <w:tblStyle w:val="TableGrid"/>
         <w:tblW w:type="auto" w:w="0"/>
+        <w:jc w:val="center"/>
+        <w:tblLayout w:type="autofit"/>
         <w:tblLook w:firstColumn="1" w:firstRow="1" w:lastColumn="0" w:lastRow="0" w:noHBand="0" w:noVBand="1" w:val="04A0"/>
+        <w:tblBorders>
+          <w:top w:val="single" w:sz="8" w:space="0" w:color="D9E2EF"/>
+          <w:left w:val="single" w:sz="8" w:space="0" w:color="D9E2EF"/>
+          <w:bottom w:val="single" w:sz="8" w:space="0" w:color="D9E2EF"/>
+          <w:right w:val="single" w:sz="8" w:space="0" w:color="D9E2EF"/>
+          <w:insideH w:val="single" w:sz="8" w:space="0" w:color="D9E2EF"/>
+          <w:insideV w:val="single" w:sz="8" w:space="0" w:color="D9E2EF"/>
+        </w:tblBorders>
       </w:tblPr>
       <w:tblGrid>
-        <w:gridCol w:w="4680"/>
-        <w:gridCol w:w="4680"/>
+        <w:gridCol w:w="4997"/>
+        <w:gridCol w:w="4997"/>
       </w:tblGrid>
       <w:tr>
         <w:tc>
           <w:tcPr>
-            <w:tcW w:type="dxa" w:w="4680"/>
+            <w:tcW w:type="dxa" w:w="2736"/>
+            <w:shd w:fill="E8EEF5"/>
+            <w:tcMar>
+              <w:top w:w="90" w:type="dxa"/>
+              <w:start w:w="110" w:type="dxa"/>
+              <w:bottom w:w="90" w:type="dxa"/>
+              <w:end w:w="110" w:type="dxa"/>
+            </w:tcMar>
             <w:vAlign w:val="center"/>
           </w:tcPr>
           <w:p>
-            <w:pPr>
-              <w:spacing w:after="0"/>
-            </w:pPr>
-            <w:r/>
             <w:r>
               <w:rPr>
-                <w:rFonts w:ascii="Arial" w:hAnsi="Arial"/>
                 <w:b/>
-                <w:sz w:val="16"/>
+                <w:color w:val="172033"/>
+                <w:sz w:val="17"/>
               </w:rPr>
-              <w:t>Item</w:t>
+              <w:t>Block/algorithm</w:t>
             </w:r>
           </w:p>
         </w:tc>
         <w:tc>
           <w:tcPr>
-            <w:tcW w:type="dxa" w:w="4680"/>
+            <w:tcW w:type="dxa" w:w="6552"/>
+            <w:shd w:fill="E8EEF5"/>
+            <w:tcMar>
+              <w:top w:w="90" w:type="dxa"/>
+              <w:start w:w="110" w:type="dxa"/>
+              <w:bottom w:w="90" w:type="dxa"/>
+              <w:end w:w="110" w:type="dxa"/>
+            </w:tcMar>
             <w:vAlign w:val="center"/>
           </w:tcPr>
           <w:p>
-            <w:pPr>
-              <w:spacing w:after="0"/>
-            </w:pPr>
-            <w:r/>
             <w:r>
               <w:rPr>
-                <w:rFonts w:ascii="Arial" w:hAnsi="Arial"/>
                 <w:b/>
-                <w:sz w:val="16"/>
+                <w:color w:val="172033"/>
+                <w:sz w:val="17"/>
               </w:rPr>
-              <w:t>Details</w:t>
+              <w:t>Function</w:t>
             </w:r>
           </w:p>
         </w:tc>
@@ -1307,41 +1544,41 @@
       <w:tr>
         <w:tc>
           <w:tcPr>
-            <w:tcW w:type="dxa" w:w="4680"/>
+            <w:tcW w:type="dxa" w:w="2736"/>
+            <w:tcMar>
+              <w:top w:w="90" w:type="dxa"/>
+              <w:start w:w="110" w:type="dxa"/>
+              <w:bottom w:w="90" w:type="dxa"/>
+              <w:end w:w="110" w:type="dxa"/>
+            </w:tcMar>
             <w:vAlign w:val="center"/>
           </w:tcPr>
           <w:p>
-            <w:pPr>
-              <w:spacing w:after="0"/>
-            </w:pPr>
-            <w:r/>
             <w:r>
               <w:rPr>
-                <w:rFonts w:ascii="Arial" w:hAnsi="Arial"/>
-                <w:b w:val="0"/>
-                <w:sz w:val="16"/>
+                <w:sz w:val="17"/>
               </w:rPr>
-              <w:t>Paper</w:t>
+              <w:t>190 engineered features</w:t>
             </w:r>
           </w:p>
         </w:tc>
         <w:tc>
           <w:tcPr>
-            <w:tcW w:type="dxa" w:w="4680"/>
+            <w:tcW w:type="dxa" w:w="6552"/>
+            <w:tcMar>
+              <w:top w:w="90" w:type="dxa"/>
+              <w:start w:w="110" w:type="dxa"/>
+              <w:bottom w:w="90" w:type="dxa"/>
+              <w:end w:w="110" w:type="dxa"/>
+            </w:tcMar>
             <w:vAlign w:val="center"/>
           </w:tcPr>
           <w:p>
-            <w:pPr>
-              <w:spacing w:after="0"/>
-            </w:pPr>
-            <w:r/>
             <w:r>
               <w:rPr>
-                <w:rFonts w:ascii="Arial" w:hAnsi="Arial"/>
-                <w:b w:val="0"/>
-                <w:sz w:val="16"/>
+                <w:sz w:val="17"/>
               </w:rPr>
-              <w:t>https://arxiv.org/abs/2507.03251</w:t>
+              <w:t>Dense acoustic representation covering cepstral, spectral, chroma, energy and ZCR cues.</w:t>
             </w:r>
           </w:p>
         </w:tc>
@@ -1349,41 +1586,41 @@
       <w:tr>
         <w:tc>
           <w:tcPr>
-            <w:tcW w:type="dxa" w:w="4680"/>
+            <w:tcW w:type="dxa" w:w="2736"/>
+            <w:tcMar>
+              <w:top w:w="90" w:type="dxa"/>
+              <w:start w:w="110" w:type="dxa"/>
+              <w:bottom w:w="90" w:type="dxa"/>
+              <w:end w:w="110" w:type="dxa"/>
+            </w:tcMar>
             <w:vAlign w:val="center"/>
           </w:tcPr>
           <w:p>
-            <w:pPr>
-              <w:spacing w:after="0"/>
-            </w:pPr>
-            <w:r/>
             <w:r>
               <w:rPr>
-                <w:rFonts w:ascii="Arial" w:hAnsi="Arial"/>
-                <w:b w:val="0"/>
-                <w:sz w:val="16"/>
+                <w:sz w:val="17"/>
               </w:rPr>
-              <w:t>PDF</w:t>
+              <w:t>PCA optional</w:t>
             </w:r>
           </w:p>
         </w:tc>
         <w:tc>
           <w:tcPr>
-            <w:tcW w:type="dxa" w:w="4680"/>
+            <w:tcW w:type="dxa" w:w="6552"/>
+            <w:tcMar>
+              <w:top w:w="90" w:type="dxa"/>
+              <w:start w:w="110" w:type="dxa"/>
+              <w:bottom w:w="90" w:type="dxa"/>
+              <w:end w:w="110" w:type="dxa"/>
+            </w:tcMar>
             <w:vAlign w:val="center"/>
           </w:tcPr>
           <w:p>
-            <w:pPr>
-              <w:spacing w:after="0"/>
-            </w:pPr>
-            <w:r/>
             <w:r>
               <w:rPr>
-                <w:rFonts w:ascii="Arial" w:hAnsi="Arial"/>
-                <w:b w:val="0"/>
-                <w:sz w:val="16"/>
+                <w:sz w:val="17"/>
               </w:rPr>
-              <w:t>https://arxiv.org/pdf/2507.03251</w:t>
+              <w:t>Reduce feature dimension while preserving most variance, lowering noise and model cost.</w:t>
             </w:r>
           </w:p>
         </w:tc>
@@ -1391,41 +1628,41 @@
       <w:tr>
         <w:tc>
           <w:tcPr>
-            <w:tcW w:type="dxa" w:w="4680"/>
+            <w:tcW w:type="dxa" w:w="2736"/>
+            <w:tcMar>
+              <w:top w:w="90" w:type="dxa"/>
+              <w:start w:w="110" w:type="dxa"/>
+              <w:bottom w:w="90" w:type="dxa"/>
+              <w:end w:w="110" w:type="dxa"/>
+            </w:tcMar>
             <w:vAlign w:val="center"/>
           </w:tcPr>
           <w:p>
-            <w:pPr>
-              <w:spacing w:after="0"/>
-            </w:pPr>
-            <w:r/>
             <w:r>
               <w:rPr>
-                <w:rFonts w:ascii="Arial" w:hAnsi="Arial"/>
-                <w:b w:val="0"/>
-                <w:sz w:val="16"/>
+                <w:sz w:val="17"/>
               </w:rPr>
-              <w:t>Code</w:t>
+              <w:t>Stacked BiLSTM</w:t>
             </w:r>
           </w:p>
         </w:tc>
         <w:tc>
           <w:tcPr>
-            <w:tcW w:type="dxa" w:w="4680"/>
+            <w:tcW w:type="dxa" w:w="6552"/>
+            <w:tcMar>
+              <w:top w:w="90" w:type="dxa"/>
+              <w:start w:w="110" w:type="dxa"/>
+              <w:bottom w:w="90" w:type="dxa"/>
+              <w:end w:w="110" w:type="dxa"/>
+            </w:tcMar>
             <w:vAlign w:val="center"/>
           </w:tcPr>
           <w:p>
-            <w:pPr>
-              <w:spacing w:after="0"/>
-            </w:pPr>
-            <w:r/>
             <w:r>
               <w:rPr>
-                <w:rFonts w:ascii="Arial" w:hAnsi="Arial"/>
-                <w:b w:val="0"/>
-                <w:sz w:val="16"/>
+                <w:sz w:val="17"/>
               </w:rPr>
-              <w:t>https://github.com/spilabkorea/ser</w:t>
+              <w:t>Read feature sequence/context in both directions, learning temporal dependencies.</w:t>
             </w:r>
           </w:p>
         </w:tc>
@@ -1433,41 +1670,41 @@
       <w:tr>
         <w:tc>
           <w:tcPr>
-            <w:tcW w:type="dxa" w:w="4680"/>
+            <w:tcW w:type="dxa" w:w="2736"/>
+            <w:tcMar>
+              <w:top w:w="90" w:type="dxa"/>
+              <w:start w:w="110" w:type="dxa"/>
+              <w:bottom w:w="90" w:type="dxa"/>
+              <w:end w:w="110" w:type="dxa"/>
+            </w:tcMar>
             <w:vAlign w:val="center"/>
           </w:tcPr>
           <w:p>
-            <w:pPr>
-              <w:spacing w:after="0"/>
-            </w:pPr>
-            <w:r/>
             <w:r>
               <w:rPr>
-                <w:rFonts w:ascii="Arial" w:hAnsi="Arial"/>
-                <w:b w:val="0"/>
-                <w:sz w:val="16"/>
+                <w:sz w:val="17"/>
               </w:rPr>
-              <w:t>Original architecture image</w:t>
+              <w:t>BatchNorm + Dropout + L2</w:t>
             </w:r>
           </w:p>
         </w:tc>
         <w:tc>
           <w:tcPr>
-            <w:tcW w:type="dxa" w:w="4680"/>
+            <w:tcW w:type="dxa" w:w="6552"/>
+            <w:tcMar>
+              <w:top w:w="90" w:type="dxa"/>
+              <w:start w:w="110" w:type="dxa"/>
+              <w:bottom w:w="90" w:type="dxa"/>
+              <w:end w:w="110" w:type="dxa"/>
+            </w:tcMar>
             <w:vAlign w:val="center"/>
           </w:tcPr>
           <w:p>
-            <w:pPr>
-              <w:spacing w:after="0"/>
-            </w:pPr>
-            <w:r/>
             <w:r>
               <w:rPr>
-                <w:rFonts w:ascii="Arial" w:hAnsi="Arial"/>
-                <w:b w:val="0"/>
-                <w:sz w:val="16"/>
+                <w:sz w:val="17"/>
               </w:rPr>
-              <w:t>Paper PDF: Fig. 4 framework with MFCC feature extraction, data augmentation and 1D-CNN with channel/spatial attention. GitHub repository also has a figure folder and README images.</w:t>
+              <w:t>Stabilize training and reduce overfitting.</w:t>
             </w:r>
           </w:p>
         </w:tc>
@@ -1475,41 +1712,41 @@
       <w:tr>
         <w:tc>
           <w:tcPr>
-            <w:tcW w:type="dxa" w:w="4680"/>
+            <w:tcW w:type="dxa" w:w="2736"/>
+            <w:tcMar>
+              <w:top w:w="90" w:type="dxa"/>
+              <w:start w:w="110" w:type="dxa"/>
+              <w:bottom w:w="90" w:type="dxa"/>
+              <w:end w:w="110" w:type="dxa"/>
+            </w:tcMar>
             <w:vAlign w:val="center"/>
           </w:tcPr>
           <w:p>
-            <w:pPr>
-              <w:spacing w:after="0"/>
-            </w:pPr>
-            <w:r/>
             <w:r>
               <w:rPr>
-                <w:rFonts w:ascii="Arial" w:hAnsi="Arial"/>
-                <w:b w:val="0"/>
-                <w:sz w:val="16"/>
+                <w:sz w:val="17"/>
               </w:rPr>
-              <w:t>Datasets</w:t>
+              <w:t>Dense + Swish/LeakyReLU</w:t>
             </w:r>
           </w:p>
         </w:tc>
         <w:tc>
           <w:tcPr>
-            <w:tcW w:type="dxa" w:w="4680"/>
+            <w:tcW w:type="dxa" w:w="6552"/>
+            <w:tcMar>
+              <w:top w:w="90" w:type="dxa"/>
+              <w:start w:w="110" w:type="dxa"/>
+              <w:bottom w:w="90" w:type="dxa"/>
+              <w:end w:w="110" w:type="dxa"/>
+            </w:tcMar>
             <w:vAlign w:val="center"/>
           </w:tcPr>
           <w:p>
-            <w:pPr>
-              <w:spacing w:after="0"/>
-            </w:pPr>
-            <w:r/>
             <w:r>
               <w:rPr>
-                <w:rFonts w:ascii="Arial" w:hAnsi="Arial"/>
-                <w:b w:val="0"/>
-                <w:sz w:val="16"/>
+                <w:sz w:val="17"/>
               </w:rPr>
-              <w:t>SAVEE, RAVDESS, CREMA-D, TESS, EMO-DB, EMOVO</w:t>
+              <w:t>Nonlinear transformation to produce more separable emotion representation.</w:t>
             </w:r>
           </w:p>
         </w:tc>
@@ -1517,41 +1754,117 @@
       <w:tr>
         <w:tc>
           <w:tcPr>
-            <w:tcW w:type="dxa" w:w="4680"/>
+            <w:tcW w:type="dxa" w:w="2736"/>
+            <w:tcMar>
+              <w:top w:w="90" w:type="dxa"/>
+              <w:start w:w="110" w:type="dxa"/>
+              <w:bottom w:w="90" w:type="dxa"/>
+              <w:end w:w="110" w:type="dxa"/>
+            </w:tcMar>
             <w:vAlign w:val="center"/>
           </w:tcPr>
           <w:p>
-            <w:pPr>
-              <w:spacing w:after="0"/>
-            </w:pPr>
-            <w:r/>
             <w:r>
               <w:rPr>
-                <w:rFonts w:ascii="Arial" w:hAnsi="Arial"/>
-                <w:b w:val="0"/>
-                <w:sz w:val="16"/>
+                <w:sz w:val="17"/>
               </w:rPr>
-              <w:t>Dataset combination</w:t>
+              <w:t>DeepCRF/CRF layer</w:t>
             </w:r>
           </w:p>
         </w:tc>
         <w:tc>
           <w:tcPr>
-            <w:tcW w:type="dxa" w:w="4680"/>
+            <w:tcW w:type="dxa" w:w="6552"/>
+            <w:tcMar>
+              <w:top w:w="90" w:type="dxa"/>
+              <w:start w:w="110" w:type="dxa"/>
+              <w:bottom w:w="90" w:type="dxa"/>
+              <w:end w:w="110" w:type="dxa"/>
+            </w:tcMar>
             <w:vAlign w:val="center"/>
           </w:tcPr>
           <w:p>
-            <w:pPr>
-              <w:spacing w:after="0"/>
-            </w:pPr>
-            <w:r/>
             <w:r>
               <w:rPr>
-                <w:rFonts w:ascii="Arial" w:hAnsi="Arial"/>
-                <w:b w:val="0"/>
-                <w:sz w:val="16"/>
+                <w:sz w:val="17"/>
               </w:rPr>
-              <w:t>Reports benchmark performance on each dataset separately; not presented as our four-dataset combined strict split.</w:t>
+              <w:t>Structured prediction layer that encourages consistent class decisions.</w:t>
+            </w:r>
+          </w:p>
+        </w:tc>
+      </w:tr>
+    </w:tbl>
+    <w:p>
+      <w:pPr>
+        <w:pStyle w:val="Heading2"/>
+      </w:pPr>
+      <w:r>
+        <w:t>Dataset-level reported results</w:t>
+      </w:r>
+    </w:p>
+    <w:tbl>
+      <w:tblPr>
+        <w:tblW w:type="auto" w:w="0"/>
+        <w:jc w:val="center"/>
+        <w:tblLayout w:type="autofit"/>
+        <w:tblLook w:firstColumn="1" w:firstRow="1" w:lastColumn="0" w:lastRow="0" w:noHBand="0" w:noVBand="1" w:val="04A0"/>
+        <w:tblBorders>
+          <w:top w:val="single" w:sz="8" w:space="0" w:color="D9E2EF"/>
+          <w:left w:val="single" w:sz="8" w:space="0" w:color="D9E2EF"/>
+          <w:bottom w:val="single" w:sz="8" w:space="0" w:color="D9E2EF"/>
+          <w:right w:val="single" w:sz="8" w:space="0" w:color="D9E2EF"/>
+          <w:insideH w:val="single" w:sz="8" w:space="0" w:color="D9E2EF"/>
+          <w:insideV w:val="single" w:sz="8" w:space="0" w:color="D9E2EF"/>
+        </w:tblBorders>
+      </w:tblPr>
+      <w:tblGrid>
+        <w:gridCol w:w="4997"/>
+        <w:gridCol w:w="4997"/>
+      </w:tblGrid>
+      <w:tr>
+        <w:tc>
+          <w:tcPr>
+            <w:tcW w:type="dxa" w:w="3168"/>
+            <w:shd w:fill="E8EEF5"/>
+            <w:tcMar>
+              <w:top w:w="90" w:type="dxa"/>
+              <w:start w:w="110" w:type="dxa"/>
+              <w:bottom w:w="90" w:type="dxa"/>
+              <w:end w:w="110" w:type="dxa"/>
+            </w:tcMar>
+            <w:vAlign w:val="center"/>
+          </w:tcPr>
+          <w:p>
+            <w:r>
+              <w:rPr>
+                <w:b/>
+                <w:color w:val="172033"/>
+                <w:sz w:val="18"/>
+              </w:rPr>
+              <w:t>Dataset</w:t>
+            </w:r>
+          </w:p>
+        </w:tc>
+        <w:tc>
+          <w:tcPr>
+            <w:tcW w:type="dxa" w:w="3168"/>
+            <w:shd w:fill="E8EEF5"/>
+            <w:tcMar>
+              <w:top w:w="90" w:type="dxa"/>
+              <w:start w:w="110" w:type="dxa"/>
+              <w:bottom w:w="90" w:type="dxa"/>
+              <w:end w:w="110" w:type="dxa"/>
+            </w:tcMar>
+            <w:vAlign w:val="center"/>
+          </w:tcPr>
+          <w:p>
+            <w:r>
+              <w:rPr>
+                <w:b/>
+                <w:color w:val="172033"/>
+                <w:sz w:val="18"/>
+              </w:rPr>
+              <w:t>Reported accuracy (%)</w:t>
             </w:r>
           </w:p>
         </w:tc>
@@ -1559,41 +1872,41 @@
       <w:tr>
         <w:tc>
           <w:tcPr>
-            <w:tcW w:type="dxa" w:w="4680"/>
+            <w:tcW w:type="dxa" w:w="3168"/>
+            <w:tcMar>
+              <w:top w:w="90" w:type="dxa"/>
+              <w:start w:w="110" w:type="dxa"/>
+              <w:bottom w:w="90" w:type="dxa"/>
+              <w:end w:w="110" w:type="dxa"/>
+            </w:tcMar>
             <w:vAlign w:val="center"/>
           </w:tcPr>
           <w:p>
-            <w:pPr>
-              <w:spacing w:after="0"/>
-            </w:pPr>
-            <w:r/>
             <w:r>
               <w:rPr>
-                <w:rFonts w:ascii="Arial" w:hAnsi="Arial"/>
-                <w:b w:val="0"/>
-                <w:sz w:val="16"/>
+                <w:sz w:val="17"/>
               </w:rPr>
-              <w:t>Train/validation/test split</w:t>
+              <w:t>TESS</w:t>
             </w:r>
           </w:p>
         </w:tc>
         <w:tc>
           <w:tcPr>
-            <w:tcW w:type="dxa" w:w="4680"/>
+            <w:tcW w:type="dxa" w:w="3168"/>
+            <w:tcMar>
+              <w:top w:w="90" w:type="dxa"/>
+              <w:start w:w="110" w:type="dxa"/>
+              <w:bottom w:w="90" w:type="dxa"/>
+              <w:end w:w="110" w:type="dxa"/>
+            </w:tcMar>
             <w:vAlign w:val="center"/>
           </w:tcPr>
           <w:p>
-            <w:pPr>
-              <w:spacing w:after="0"/>
-            </w:pPr>
-            <w:r/>
             <w:r>
               <w:rPr>
-                <w:rFonts w:ascii="Arial" w:hAnsi="Arial"/>
-                <w:b w:val="0"/>
-                <w:sz w:val="16"/>
+                <w:sz w:val="17"/>
               </w:rPr>
-              <w:t>Paper/repo emphasize per-dataset benchmark evaluation; exact speaker-aware split is not clearly stated in abstract/README, so treat as paper-style rather than strict speaker-disjoint unless code proves otherwise.</w:t>
+              <w:t>100.00</w:t>
             </w:r>
           </w:p>
         </w:tc>
@@ -1601,41 +1914,41 @@
       <w:tr>
         <w:tc>
           <w:tcPr>
-            <w:tcW w:type="dxa" w:w="4680"/>
+            <w:tcW w:type="dxa" w:w="3168"/>
+            <w:tcMar>
+              <w:top w:w="90" w:type="dxa"/>
+              <w:start w:w="110" w:type="dxa"/>
+              <w:bottom w:w="90" w:type="dxa"/>
+              <w:end w:w="110" w:type="dxa"/>
+            </w:tcMar>
             <w:vAlign w:val="center"/>
           </w:tcPr>
           <w:p>
-            <w:pPr>
-              <w:spacing w:after="0"/>
-            </w:pPr>
-            <w:r/>
             <w:r>
               <w:rPr>
-                <w:rFonts w:ascii="Arial" w:hAnsi="Arial"/>
-                <w:b w:val="0"/>
-                <w:sz w:val="16"/>
+                <w:sz w:val="17"/>
               </w:rPr>
-              <w:t>Preprocessing</w:t>
+              <w:t>RAVDESS</w:t>
             </w:r>
           </w:p>
         </w:tc>
         <w:tc>
           <w:tcPr>
-            <w:tcW w:type="dxa" w:w="4680"/>
+            <w:tcW w:type="dxa" w:w="3168"/>
+            <w:tcMar>
+              <w:top w:w="90" w:type="dxa"/>
+              <w:start w:w="110" w:type="dxa"/>
+              <w:bottom w:w="90" w:type="dxa"/>
+              <w:end w:w="110" w:type="dxa"/>
+            </w:tcMar>
             <w:vAlign w:val="center"/>
           </w:tcPr>
           <w:p>
-            <w:pPr>
-              <w:spacing w:after="0"/>
-            </w:pPr>
-            <w:r/>
             <w:r>
               <w:rPr>
-                <w:rFonts w:ascii="Arial" w:hAnsi="Arial"/>
-                <w:b w:val="0"/>
-                <w:sz w:val="16"/>
+                <w:sz w:val="17"/>
               </w:rPr>
-              <w:t>MFCC extraction after standard audio preparation; repository lists dataset handling scripts/notebooks.</w:t>
+              <w:t>97.83</w:t>
             </w:r>
           </w:p>
         </w:tc>
@@ -1643,41 +1956,41 @@
       <w:tr>
         <w:tc>
           <w:tcPr>
-            <w:tcW w:type="dxa" w:w="4680"/>
+            <w:tcW w:type="dxa" w:w="3168"/>
+            <w:tcMar>
+              <w:top w:w="90" w:type="dxa"/>
+              <w:start w:w="110" w:type="dxa"/>
+              <w:bottom w:w="90" w:type="dxa"/>
+              <w:end w:w="110" w:type="dxa"/>
+            </w:tcMar>
             <w:vAlign w:val="center"/>
           </w:tcPr>
           <w:p>
-            <w:pPr>
-              <w:spacing w:after="0"/>
-            </w:pPr>
-            <w:r/>
             <w:r>
               <w:rPr>
-                <w:rFonts w:ascii="Arial" w:hAnsi="Arial"/>
-                <w:b w:val="0"/>
-                <w:sz w:val="16"/>
+                <w:sz w:val="17"/>
               </w:rPr>
-              <w:t>Features</w:t>
+              <w:t>SAVEE</w:t>
             </w:r>
           </w:p>
         </w:tc>
         <w:tc>
           <w:tcPr>
-            <w:tcW w:type="dxa" w:w="4680"/>
+            <w:tcW w:type="dxa" w:w="3168"/>
+            <w:tcMar>
+              <w:top w:w="90" w:type="dxa"/>
+              <w:start w:w="110" w:type="dxa"/>
+              <w:bottom w:w="90" w:type="dxa"/>
+              <w:end w:w="110" w:type="dxa"/>
+            </w:tcMar>
             <w:vAlign w:val="center"/>
           </w:tcPr>
           <w:p>
-            <w:pPr>
-              <w:spacing w:after="0"/>
-            </w:pPr>
-            <w:r/>
             <w:r>
               <w:rPr>
-                <w:rFonts w:ascii="Arial" w:hAnsi="Arial"/>
-                <w:b w:val="0"/>
-                <w:sz w:val="16"/>
+                <w:sz w:val="17"/>
               </w:rPr>
-              <w:t>MFCC features are the core representation.</w:t>
+              <w:t>97.02</w:t>
             </w:r>
           </w:p>
         </w:tc>
@@ -1685,41 +1998,41 @@
       <w:tr>
         <w:tc>
           <w:tcPr>
-            <w:tcW w:type="dxa" w:w="4680"/>
+            <w:tcW w:type="dxa" w:w="3168"/>
+            <w:tcMar>
+              <w:top w:w="90" w:type="dxa"/>
+              <w:start w:w="110" w:type="dxa"/>
+              <w:bottom w:w="90" w:type="dxa"/>
+              <w:end w:w="110" w:type="dxa"/>
+            </w:tcMar>
             <w:vAlign w:val="center"/>
           </w:tcPr>
           <w:p>
-            <w:pPr>
-              <w:spacing w:after="0"/>
-            </w:pPr>
-            <w:r/>
             <w:r>
               <w:rPr>
-                <w:rFonts w:ascii="Arial" w:hAnsi="Arial"/>
-                <w:b w:val="0"/>
-                <w:sz w:val="16"/>
+                <w:sz w:val="17"/>
               </w:rPr>
-              <w:t>Augmentation</w:t>
+              <w:t>CREMA-D</w:t>
             </w:r>
           </w:p>
         </w:tc>
         <w:tc>
           <w:tcPr>
-            <w:tcW w:type="dxa" w:w="4680"/>
+            <w:tcW w:type="dxa" w:w="3168"/>
+            <w:tcMar>
+              <w:top w:w="90" w:type="dxa"/>
+              <w:start w:w="110" w:type="dxa"/>
+              <w:bottom w:w="90" w:type="dxa"/>
+              <w:end w:w="110" w:type="dxa"/>
+            </w:tcMar>
             <w:vAlign w:val="center"/>
           </w:tcPr>
           <w:p>
-            <w:pPr>
-              <w:spacing w:after="0"/>
-            </w:pPr>
-            <w:r/>
             <w:r>
               <w:rPr>
-                <w:rFonts w:ascii="Arial" w:hAnsi="Arial"/>
-                <w:b w:val="0"/>
-                <w:sz w:val="16"/>
+                <w:sz w:val="17"/>
               </w:rPr>
-              <w:t>Gaussian noise and pitch shifting; paper notes noise proportional to max amplitude and pitch shift using librosa.</w:t>
+              <w:t>95.10</w:t>
             </w:r>
           </w:p>
         </w:tc>
@@ -1727,231 +2040,82 @@
       <w:tr>
         <w:tc>
           <w:tcPr>
-            <w:tcW w:type="dxa" w:w="4680"/>
+            <w:tcW w:type="dxa" w:w="3168"/>
+            <w:tcMar>
+              <w:top w:w="90" w:type="dxa"/>
+              <w:start w:w="110" w:type="dxa"/>
+              <w:bottom w:w="90" w:type="dxa"/>
+              <w:end w:w="110" w:type="dxa"/>
+            </w:tcMar>
             <w:vAlign w:val="center"/>
           </w:tcPr>
           <w:p>
-            <w:pPr>
-              <w:spacing w:after="0"/>
-            </w:pPr>
-            <w:r/>
             <w:r>
               <w:rPr>
-                <w:rFonts w:ascii="Arial" w:hAnsi="Arial"/>
-                <w:b w:val="0"/>
-                <w:sz w:val="16"/>
+                <w:sz w:val="17"/>
               </w:rPr>
-              <w:t>Architecture</w:t>
+              <w:t>Combined</w:t>
             </w:r>
           </w:p>
         </w:tc>
         <w:tc>
           <w:tcPr>
-            <w:tcW w:type="dxa" w:w="4680"/>
+            <w:tcW w:type="dxa" w:w="3168"/>
+            <w:tcMar>
+              <w:top w:w="90" w:type="dxa"/>
+              <w:start w:w="110" w:type="dxa"/>
+              <w:bottom w:w="90" w:type="dxa"/>
+              <w:end w:w="110" w:type="dxa"/>
+            </w:tcMar>
             <w:vAlign w:val="center"/>
           </w:tcPr>
           <w:p>
-            <w:pPr>
-              <w:spacing w:after="0"/>
-            </w:pPr>
-            <w:r/>
             <w:r>
               <w:rPr>
-                <w:rFonts w:ascii="Arial" w:hAnsi="Arial"/>
-                <w:b w:val="0"/>
-                <w:sz w:val="16"/>
+                <w:sz w:val="17"/>
               </w:rPr>
-              <w:t>1D-CNN processes MFCC features, enhanced by channel attention and spatial attention so the network can emphasize emotionally informative feature channels and time regions.</w:t>
-            </w:r>
-          </w:p>
-        </w:tc>
-      </w:tr>
-      <w:tr>
-        <w:tc>
-          <w:tcPr>
-            <w:tcW w:type="dxa" w:w="4680"/>
-            <w:vAlign w:val="center"/>
-          </w:tcPr>
-          <w:p>
-            <w:pPr>
-              <w:spacing w:after="0"/>
-            </w:pPr>
-            <w:r/>
-            <w:r>
-              <w:rPr>
-                <w:rFonts w:ascii="Arial" w:hAnsi="Arial"/>
-                <w:b w:val="0"/>
-                <w:sz w:val="16"/>
-              </w:rPr>
-              <w:t>Reported accuracy</w:t>
-            </w:r>
-          </w:p>
-        </w:tc>
-        <w:tc>
-          <w:tcPr>
-            <w:tcW w:type="dxa" w:w="4680"/>
-            <w:vAlign w:val="center"/>
-          </w:tcPr>
-          <w:p>
-            <w:pPr>
-              <w:spacing w:after="0"/>
-            </w:pPr>
-            <w:r/>
-            <w:r>
-              <w:rPr>
-                <w:rFonts w:ascii="Arial" w:hAnsi="Arial"/>
-                <w:b w:val="0"/>
-                <w:sz w:val="16"/>
-              </w:rPr>
-              <w:t>SAVEE 97.49%; RAVDESS 99.23%; CREMA-D 89.31%; TESS 99.82%; EMO-DB 99.53%; EMOVO 96.39%.</w:t>
-            </w:r>
-          </w:p>
-        </w:tc>
-      </w:tr>
-      <w:tr>
-        <w:tc>
-          <w:tcPr>
-            <w:tcW w:type="dxa" w:w="4680"/>
-            <w:vAlign w:val="center"/>
-          </w:tcPr>
-          <w:p>
-            <w:pPr>
-              <w:spacing w:after="0"/>
-            </w:pPr>
-            <w:r/>
-            <w:r>
-              <w:rPr>
-                <w:rFonts w:ascii="Arial" w:hAnsi="Arial"/>
-                <w:b w:val="0"/>
-                <w:sz w:val="16"/>
-              </w:rPr>
-              <w:t>Why high performance</w:t>
-            </w:r>
-          </w:p>
-        </w:tc>
-        <w:tc>
-          <w:tcPr>
-            <w:tcW w:type="dxa" w:w="4680"/>
-            <w:vAlign w:val="center"/>
-          </w:tcPr>
-          <w:p>
-            <w:pPr>
-              <w:spacing w:after="0"/>
-            </w:pPr>
-            <w:r/>
-            <w:r>
-              <w:rPr>
-                <w:rFonts w:ascii="Arial" w:hAnsi="Arial"/>
-                <w:b w:val="0"/>
-                <w:sz w:val="16"/>
-              </w:rPr>
-              <w:t>Attention explicitly reweights important MFCC channels/time regions and augmentation improves robustness; per-dataset evaluation is easier than combined strict.</w:t>
-            </w:r>
-          </w:p>
-        </w:tc>
-      </w:tr>
-      <w:tr>
-        <w:tc>
-          <w:tcPr>
-            <w:tcW w:type="dxa" w:w="4680"/>
-            <w:vAlign w:val="center"/>
-          </w:tcPr>
-          <w:p>
-            <w:pPr>
-              <w:spacing w:after="0"/>
-            </w:pPr>
-            <w:r/>
-            <w:r>
-              <w:rPr>
-                <w:rFonts w:ascii="Arial" w:hAnsi="Arial"/>
-                <w:b w:val="0"/>
-                <w:sz w:val="16"/>
-              </w:rPr>
-              <w:t>Limit for our comparison</w:t>
-            </w:r>
-          </w:p>
-        </w:tc>
-        <w:tc>
-          <w:tcPr>
-            <w:tcW w:type="dxa" w:w="4680"/>
-            <w:vAlign w:val="center"/>
-          </w:tcPr>
-          <w:p>
-            <w:pPr>
-              <w:spacing w:after="0"/>
-            </w:pPr>
-            <w:r/>
-            <w:r>
-              <w:rPr>
-                <w:rFonts w:ascii="Arial" w:hAnsi="Arial"/>
-                <w:b w:val="0"/>
-                <w:sz w:val="16"/>
-              </w:rPr>
-              <w:t>Very high per-dataset accuracy should not be compared directly with our combined_strict result unless split rules match.</w:t>
-            </w:r>
-          </w:p>
-        </w:tc>
-      </w:tr>
-      <w:tr>
-        <w:tc>
-          <w:tcPr>
-            <w:tcW w:type="dxa" w:w="4680"/>
-            <w:vAlign w:val="center"/>
-          </w:tcPr>
-          <w:p>
-            <w:pPr>
-              <w:spacing w:after="0"/>
-            </w:pPr>
-            <w:r/>
-            <w:r>
-              <w:rPr>
-                <w:rFonts w:ascii="Arial" w:hAnsi="Arial"/>
-                <w:b w:val="0"/>
-                <w:sz w:val="16"/>
-              </w:rPr>
-              <w:t>What to adapt for our 05</w:t>
-            </w:r>
-          </w:p>
-        </w:tc>
-        <w:tc>
-          <w:tcPr>
-            <w:tcW w:type="dxa" w:w="4680"/>
-            <w:vAlign w:val="center"/>
-          </w:tcPr>
-          <w:p>
-            <w:pPr>
-              <w:spacing w:after="0"/>
-            </w:pPr>
-            <w:r/>
-            <w:r>
-              <w:rPr>
-                <w:rFonts w:ascii="Arial" w:hAnsi="Arial"/>
-                <w:b w:val="0"/>
-                <w:sz w:val="16"/>
-              </w:rPr>
-              <w:t>Use channel attention/SE blocks and attention pooling in MFCC branch; compare against logmel_2d branch to see whether 2D view helps.</w:t>
+              <w:t>93.76</w:t>
             </w:r>
           </w:p>
         </w:tc>
       </w:tr>
     </w:tbl>
-    <w:p/>
+    <w:p>
+      <w:pPr>
+        <w:pStyle w:val="Heading2"/>
+      </w:pPr>
+      <w:r>
+        <w:t>Important caveat for our report</w:t>
+      </w:r>
+    </w:p>
+    <w:p>
+      <w:pPr>
+        <w:spacing w:after="120"/>
+      </w:pPr>
+      <w:r>
+        <w:rPr>
+          <w:sz w:val="21"/>
+        </w:rPr>
+        <w:t>Very strong reported results, but split details do not establish strict speaker-aware or original-audio group split. Combined result also includes EmoDB, not exactly the same four-dataset setting as our current project.</w:t>
+      </w:r>
+    </w:p>
     <w:p>
       <w:pPr>
         <w:pStyle w:val="Heading1"/>
       </w:pPr>
       <w:r>
-        <w:t>Chowdhury et al. - DCRF-BiLSTM Feature Engineering</w:t>
+        <w:t>Lee &amp; Nadeem - MFCC 1D-CNN with Channel and Spatial Attention</w:t>
       </w:r>
     </w:p>
     <w:p>
       <w:pPr>
+        <w:keepNext/>
         <w:jc w:val="center"/>
       </w:pPr>
       <w:r>
         <w:drawing>
           <wp:inline xmlns:a="http://schemas.openxmlformats.org/drawingml/2006/main" xmlns:pic="http://schemas.openxmlformats.org/drawingml/2006/picture">
-            <wp:extent cx="5943600" cy="3417570"/>
+            <wp:extent cx="6080760" cy="2716935"/>
             <wp:docPr id="3" name="Picture 3"/>
             <wp:cNvGraphicFramePr>
               <a:graphicFrameLocks noChangeAspect="1"/>
@@ -1960,11 +2124,11 @@
               <a:graphicData uri="http://schemas.openxmlformats.org/drawingml/2006/picture">
                 <pic:pic>
                   <pic:nvPicPr>
-                    <pic:cNvPr id="0" name="dcrf_bilstm_architecture_redraw.png"/>
+                    <pic:cNvPr id="0" name="lee_nadeem_attention_architecture.png"/>
                     <pic:cNvPicPr/>
                   </pic:nvPicPr>
                   <pic:blipFill>
-                    <a:blip r:embed="rId11"/>
+                    <a:blip r:embed="rId12"/>
                     <a:stretch>
                       <a:fillRect/>
                     </a:stretch>
@@ -1972,7 +2136,7 @@
                   <pic:spPr>
                     <a:xfrm>
                       <a:off x="0" y="0"/>
-                      <a:ext cx="5943600" cy="3417570"/>
+                      <a:ext cx="6080760" cy="2716935"/>
                     </a:xfrm>
                     <a:prstGeom prst="rect"/>
                   </pic:spPr>
@@ -1985,66 +2149,157 @@
     </w:p>
     <w:p>
       <w:pPr>
+        <w:spacing w:after="160"/>
         <w:jc w:val="center"/>
       </w:pPr>
       <w:r>
         <w:rPr>
-          <w:rFonts w:ascii="Arial" w:hAnsi="Arial"/>
           <w:i/>
-          <w:color w:val="555555"/>
-          <w:sz w:val="18"/>
+          <w:color w:val="64748B"/>
+          <w:sz w:val="17"/>
         </w:rPr>
-        <w:t>Redrawn architecture schematic for Chowdhury et al. - DCRF-BiLSTM Feature Engineering.</w:t>
+        <w:t>Lee &amp; Nadeem: MFCC 1D-CNN enhanced by channel and spatial attention.</w:t>
+      </w:r>
+    </w:p>
+    <w:p>
+      <w:pPr>
+        <w:pStyle w:val="Heading2"/>
+      </w:pPr>
+      <w:r>
+        <w:t>Input and output</w:t>
+      </w:r>
+    </w:p>
+    <w:p>
+      <w:pPr>
+        <w:spacing w:after="120"/>
+      </w:pPr>
+      <w:r>
+        <w:rPr>
+          <w:sz w:val="21"/>
+        </w:rPr>
+        <w:t>Input: Audio waveform, augmented with noise/pitch, then represented as MFCC sequence/features.</w:t>
+      </w:r>
+    </w:p>
+    <w:p>
+      <w:pPr>
+        <w:spacing w:after="120"/>
+      </w:pPr>
+      <w:r>
+        <w:rPr>
+          <w:sz w:val="21"/>
+        </w:rPr>
+        <w:t>Output: Emotion class probabilities, then final emotion label. Reported labels vary by dataset; some papers include surprise/calm/boredom/EmoDB classes, so exact label space is not identical to our current six-label setup.</w:t>
+      </w:r>
+    </w:p>
+    <w:p>
+      <w:pPr>
+        <w:pStyle w:val="Heading2"/>
+      </w:pPr>
+      <w:r>
+        <w:t>Feature engineering</w:t>
+      </w:r>
+    </w:p>
+    <w:p>
+      <w:pPr>
+        <w:spacing w:after="120"/>
+      </w:pPr>
+      <w:r>
+        <w:rPr>
+          <w:sz w:val="21"/>
+        </w:rPr>
+        <w:t>MFCC as main feature. Chroma is also evaluated but underperforms MFCC in their ablation.</w:t>
+      </w:r>
+    </w:p>
+    <w:p>
+      <w:pPr>
+        <w:pStyle w:val="Heading2"/>
+      </w:pPr>
+      <w:r>
+        <w:t>Augmentation strategy</w:t>
+      </w:r>
+    </w:p>
+    <w:p>
+      <w:pPr>
+        <w:spacing w:after="120"/>
+      </w:pPr>
+      <w:r>
+        <w:rPr>
+          <w:sz w:val="21"/>
+        </w:rPr>
+        <w:t>Gaussian noise with scale around 3.5% of max amplitude and pitch shifting by about +/-4 semitones.</w:t>
+      </w:r>
+    </w:p>
+    <w:p>
+      <w:pPr>
+        <w:pStyle w:val="Heading2"/>
+      </w:pPr>
+      <w:r>
+        <w:t>Architecture blocks and functions</w:t>
       </w:r>
     </w:p>
     <w:tbl>
       <w:tblPr>
-        <w:tblStyle w:val="TableGrid"/>
         <w:tblW w:type="auto" w:w="0"/>
+        <w:jc w:val="center"/>
+        <w:tblLayout w:type="autofit"/>
         <w:tblLook w:firstColumn="1" w:firstRow="1" w:lastColumn="0" w:lastRow="0" w:noHBand="0" w:noVBand="1" w:val="04A0"/>
+        <w:tblBorders>
+          <w:top w:val="single" w:sz="8" w:space="0" w:color="D9E2EF"/>
+          <w:left w:val="single" w:sz="8" w:space="0" w:color="D9E2EF"/>
+          <w:bottom w:val="single" w:sz="8" w:space="0" w:color="D9E2EF"/>
+          <w:right w:val="single" w:sz="8" w:space="0" w:color="D9E2EF"/>
+          <w:insideH w:val="single" w:sz="8" w:space="0" w:color="D9E2EF"/>
+          <w:insideV w:val="single" w:sz="8" w:space="0" w:color="D9E2EF"/>
+        </w:tblBorders>
       </w:tblPr>
       <w:tblGrid>
-        <w:gridCol w:w="4680"/>
-        <w:gridCol w:w="4680"/>
+        <w:gridCol w:w="4997"/>
+        <w:gridCol w:w="4997"/>
       </w:tblGrid>
       <w:tr>
         <w:tc>
           <w:tcPr>
-            <w:tcW w:type="dxa" w:w="4680"/>
+            <w:tcW w:type="dxa" w:w="2736"/>
+            <w:shd w:fill="E8EEF5"/>
+            <w:tcMar>
+              <w:top w:w="90" w:type="dxa"/>
+              <w:start w:w="110" w:type="dxa"/>
+              <w:bottom w:w="90" w:type="dxa"/>
+              <w:end w:w="110" w:type="dxa"/>
+            </w:tcMar>
             <w:vAlign w:val="center"/>
           </w:tcPr>
           <w:p>
-            <w:pPr>
-              <w:spacing w:after="0"/>
-            </w:pPr>
-            <w:r/>
             <w:r>
               <w:rPr>
-                <w:rFonts w:ascii="Arial" w:hAnsi="Arial"/>
                 <w:b/>
-                <w:sz w:val="16"/>
+                <w:color w:val="172033"/>
+                <w:sz w:val="17"/>
               </w:rPr>
-              <w:t>Item</w:t>
+              <w:t>Block/algorithm</w:t>
             </w:r>
           </w:p>
         </w:tc>
         <w:tc>
           <w:tcPr>
-            <w:tcW w:type="dxa" w:w="4680"/>
+            <w:tcW w:type="dxa" w:w="6552"/>
+            <w:shd w:fill="E8EEF5"/>
+            <w:tcMar>
+              <w:top w:w="90" w:type="dxa"/>
+              <w:start w:w="110" w:type="dxa"/>
+              <w:bottom w:w="90" w:type="dxa"/>
+              <w:end w:w="110" w:type="dxa"/>
+            </w:tcMar>
             <w:vAlign w:val="center"/>
           </w:tcPr>
           <w:p>
-            <w:pPr>
-              <w:spacing w:after="0"/>
-            </w:pPr>
-            <w:r/>
             <w:r>
               <w:rPr>
-                <w:rFonts w:ascii="Arial" w:hAnsi="Arial"/>
                 <w:b/>
-                <w:sz w:val="16"/>
+                <w:color w:val="172033"/>
+                <w:sz w:val="17"/>
               </w:rPr>
-              <w:t>Details</w:t>
+              <w:t>Function</w:t>
             </w:r>
           </w:p>
         </w:tc>
@@ -2052,41 +2307,41 @@
       <w:tr>
         <w:tc>
           <w:tcPr>
-            <w:tcW w:type="dxa" w:w="4680"/>
+            <w:tcW w:type="dxa" w:w="2736"/>
+            <w:tcMar>
+              <w:top w:w="90" w:type="dxa"/>
+              <w:start w:w="110" w:type="dxa"/>
+              <w:bottom w:w="90" w:type="dxa"/>
+              <w:end w:w="110" w:type="dxa"/>
+            </w:tcMar>
             <w:vAlign w:val="center"/>
           </w:tcPr>
           <w:p>
-            <w:pPr>
-              <w:spacing w:after="0"/>
-            </w:pPr>
-            <w:r/>
             <w:r>
               <w:rPr>
-                <w:rFonts w:ascii="Arial" w:hAnsi="Arial"/>
-                <w:b w:val="0"/>
-                <w:sz w:val="16"/>
+                <w:sz w:val="17"/>
               </w:rPr>
-              <w:t>Paper</w:t>
+              <w:t>Noise/pitch augmentation</w:t>
             </w:r>
           </w:p>
         </w:tc>
         <w:tc>
           <w:tcPr>
-            <w:tcW w:type="dxa" w:w="4680"/>
+            <w:tcW w:type="dxa" w:w="6552"/>
+            <w:tcMar>
+              <w:top w:w="90" w:type="dxa"/>
+              <w:start w:w="110" w:type="dxa"/>
+              <w:bottom w:w="90" w:type="dxa"/>
+              <w:end w:w="110" w:type="dxa"/>
+            </w:tcMar>
             <w:vAlign w:val="center"/>
           </w:tcPr>
           <w:p>
-            <w:pPr>
-              <w:spacing w:after="0"/>
-            </w:pPr>
-            <w:r/>
             <w:r>
               <w:rPr>
-                <w:rFonts w:ascii="Arial" w:hAnsi="Arial"/>
-                <w:b w:val="0"/>
-                <w:sz w:val="16"/>
+                <w:sz w:val="17"/>
               </w:rPr>
-              <w:t>https://arxiv.org/abs/2507.07046</w:t>
+              <w:t>Make MFCC patterns robust to speaker pitch and background perturbation.</w:t>
             </w:r>
           </w:p>
         </w:tc>
@@ -2094,41 +2349,41 @@
       <w:tr>
         <w:tc>
           <w:tcPr>
-            <w:tcW w:type="dxa" w:w="4680"/>
+            <w:tcW w:type="dxa" w:w="2736"/>
+            <w:tcMar>
+              <w:top w:w="90" w:type="dxa"/>
+              <w:start w:w="110" w:type="dxa"/>
+              <w:bottom w:w="90" w:type="dxa"/>
+              <w:end w:w="110" w:type="dxa"/>
+            </w:tcMar>
             <w:vAlign w:val="center"/>
           </w:tcPr>
           <w:p>
-            <w:pPr>
-              <w:spacing w:after="0"/>
-            </w:pPr>
-            <w:r/>
             <w:r>
               <w:rPr>
-                <w:rFonts w:ascii="Arial" w:hAnsi="Arial"/>
-                <w:b w:val="0"/>
-                <w:sz w:val="16"/>
+                <w:sz w:val="17"/>
               </w:rPr>
-              <w:t>PDF</w:t>
+              <w:t>MFCC extraction</w:t>
             </w:r>
           </w:p>
         </w:tc>
         <w:tc>
           <w:tcPr>
-            <w:tcW w:type="dxa" w:w="4680"/>
+            <w:tcW w:type="dxa" w:w="6552"/>
+            <w:tcMar>
+              <w:top w:w="90" w:type="dxa"/>
+              <w:start w:w="110" w:type="dxa"/>
+              <w:bottom w:w="90" w:type="dxa"/>
+              <w:end w:w="110" w:type="dxa"/>
+            </w:tcMar>
             <w:vAlign w:val="center"/>
           </w:tcPr>
           <w:p>
-            <w:pPr>
-              <w:spacing w:after="0"/>
-            </w:pPr>
-            <w:r/>
             <w:r>
               <w:rPr>
-                <w:rFonts w:ascii="Arial" w:hAnsi="Arial"/>
-                <w:b w:val="0"/>
-                <w:sz w:val="16"/>
+                <w:sz w:val="17"/>
               </w:rPr>
-              <w:t>https://arxiv.org/pdf/2507.07046</w:t>
+              <w:t>Represent speech timbre and spectral envelope in a compact auditory-inspired feature space.</w:t>
             </w:r>
           </w:p>
         </w:tc>
@@ -2136,41 +2391,41 @@
       <w:tr>
         <w:tc>
           <w:tcPr>
-            <w:tcW w:type="dxa" w:w="4680"/>
+            <w:tcW w:type="dxa" w:w="2736"/>
+            <w:tcMar>
+              <w:top w:w="90" w:type="dxa"/>
+              <w:start w:w="110" w:type="dxa"/>
+              <w:bottom w:w="90" w:type="dxa"/>
+              <w:end w:w="110" w:type="dxa"/>
+            </w:tcMar>
             <w:vAlign w:val="center"/>
           </w:tcPr>
           <w:p>
-            <w:pPr>
-              <w:spacing w:after="0"/>
-            </w:pPr>
-            <w:r/>
             <w:r>
               <w:rPr>
-                <w:rFonts w:ascii="Arial" w:hAnsi="Arial"/>
-                <w:b w:val="0"/>
-                <w:sz w:val="16"/>
+                <w:sz w:val="17"/>
               </w:rPr>
-              <w:t>Code</w:t>
+              <w:t>1D-CNN</w:t>
             </w:r>
           </w:p>
         </w:tc>
         <w:tc>
           <w:tcPr>
-            <w:tcW w:type="dxa" w:w="4680"/>
+            <w:tcW w:type="dxa" w:w="6552"/>
+            <w:tcMar>
+              <w:top w:w="90" w:type="dxa"/>
+              <w:start w:w="110" w:type="dxa"/>
+              <w:bottom w:w="90" w:type="dxa"/>
+              <w:end w:w="110" w:type="dxa"/>
+            </w:tcMar>
             <w:vAlign w:val="center"/>
           </w:tcPr>
           <w:p>
-            <w:pPr>
-              <w:spacing w:after="0"/>
-            </w:pPr>
-            <w:r/>
             <w:r>
               <w:rPr>
-                <w:rFonts w:ascii="Arial" w:hAnsi="Arial"/>
-                <w:b w:val="0"/>
-                <w:sz w:val="16"/>
+                <w:sz w:val="17"/>
               </w:rPr>
-              <w:t>No official code link found in paper page/search.</w:t>
+              <w:t>Learn local discriminative patterns along MFCC/time dimension.</w:t>
             </w:r>
           </w:p>
         </w:tc>
@@ -2178,41 +2433,41 @@
       <w:tr>
         <w:tc>
           <w:tcPr>
-            <w:tcW w:type="dxa" w:w="4680"/>
+            <w:tcW w:type="dxa" w:w="2736"/>
+            <w:tcMar>
+              <w:top w:w="90" w:type="dxa"/>
+              <w:start w:w="110" w:type="dxa"/>
+              <w:bottom w:w="90" w:type="dxa"/>
+              <w:end w:w="110" w:type="dxa"/>
+            </w:tcMar>
             <w:vAlign w:val="center"/>
           </w:tcPr>
           <w:p>
-            <w:pPr>
-              <w:spacing w:after="0"/>
-            </w:pPr>
-            <w:r/>
             <w:r>
               <w:rPr>
-                <w:rFonts w:ascii="Arial" w:hAnsi="Arial"/>
-                <w:b w:val="0"/>
-                <w:sz w:val="16"/>
+                <w:sz w:val="17"/>
               </w:rPr>
-              <w:t>Original architecture image</w:t>
+              <w:t>Channel attention</w:t>
             </w:r>
           </w:p>
         </w:tc>
         <w:tc>
           <w:tcPr>
-            <w:tcW w:type="dxa" w:w="4680"/>
+            <w:tcW w:type="dxa" w:w="6552"/>
+            <w:tcMar>
+              <w:top w:w="90" w:type="dxa"/>
+              <w:start w:w="110" w:type="dxa"/>
+              <w:bottom w:w="90" w:type="dxa"/>
+              <w:end w:w="110" w:type="dxa"/>
+            </w:tcMar>
             <w:vAlign w:val="center"/>
           </w:tcPr>
           <w:p>
-            <w:pPr>
-              <w:spacing w:after="0"/>
-            </w:pPr>
-            <w:r/>
             <w:r>
               <w:rPr>
-                <w:rFonts w:ascii="Arial" w:hAnsi="Arial"/>
-                <w:b w:val="0"/>
-                <w:sz w:val="16"/>
+                <w:sz w:val="17"/>
               </w:rPr>
-              <w:t>Paper PDF: Figure 1 system overview of DCRF-BiLSTM framework; Figures 2-4 show spectrogram/waveform preprocessing and augmentation visualizations.</w:t>
+              <w:t>Learn which MFCC channels/features matter most for the current sample.</w:t>
             </w:r>
           </w:p>
         </w:tc>
@@ -2220,41 +2475,41 @@
       <w:tr>
         <w:tc>
           <w:tcPr>
-            <w:tcW w:type="dxa" w:w="4680"/>
+            <w:tcW w:type="dxa" w:w="2736"/>
+            <w:tcMar>
+              <w:top w:w="90" w:type="dxa"/>
+              <w:start w:w="110" w:type="dxa"/>
+              <w:bottom w:w="90" w:type="dxa"/>
+              <w:end w:w="110" w:type="dxa"/>
+            </w:tcMar>
             <w:vAlign w:val="center"/>
           </w:tcPr>
           <w:p>
-            <w:pPr>
-              <w:spacing w:after="0"/>
-            </w:pPr>
-            <w:r/>
             <w:r>
               <w:rPr>
-                <w:rFonts w:ascii="Arial" w:hAnsi="Arial"/>
-                <w:b w:val="0"/>
-                <w:sz w:val="16"/>
+                <w:sz w:val="17"/>
               </w:rPr>
-              <w:t>Datasets</w:t>
+              <w:t>Spatial attention</w:t>
             </w:r>
           </w:p>
         </w:tc>
         <w:tc>
           <w:tcPr>
-            <w:tcW w:type="dxa" w:w="4680"/>
+            <w:tcW w:type="dxa" w:w="6552"/>
+            <w:tcMar>
+              <w:top w:w="90" w:type="dxa"/>
+              <w:start w:w="110" w:type="dxa"/>
+              <w:bottom w:w="90" w:type="dxa"/>
+              <w:end w:w="110" w:type="dxa"/>
+            </w:tcMar>
             <w:vAlign w:val="center"/>
           </w:tcPr>
           <w:p>
-            <w:pPr>
-              <w:spacing w:after="0"/>
-            </w:pPr>
-            <w:r/>
             <w:r>
               <w:rPr>
-                <w:rFonts w:ascii="Arial" w:hAnsi="Arial"/>
-                <w:b w:val="0"/>
-                <w:sz w:val="16"/>
+                <w:sz w:val="17"/>
               </w:rPr>
-              <w:t>RAVDESS, TESS, SAVEE, EmoDB, CREMA-D</w:t>
+              <w:t>Learn which temporal or feature regions deserve more weight.</w:t>
             </w:r>
           </w:p>
         </w:tc>
@@ -2262,41 +2517,117 @@
       <w:tr>
         <w:tc>
           <w:tcPr>
-            <w:tcW w:type="dxa" w:w="4680"/>
+            <w:tcW w:type="dxa" w:w="2736"/>
+            <w:tcMar>
+              <w:top w:w="90" w:type="dxa"/>
+              <w:start w:w="110" w:type="dxa"/>
+              <w:bottom w:w="90" w:type="dxa"/>
+              <w:end w:w="110" w:type="dxa"/>
+            </w:tcMar>
             <w:vAlign w:val="center"/>
           </w:tcPr>
           <w:p>
-            <w:pPr>
-              <w:spacing w:after="0"/>
-            </w:pPr>
-            <w:r/>
             <w:r>
               <w:rPr>
-                <w:rFonts w:ascii="Arial" w:hAnsi="Arial"/>
-                <w:b w:val="0"/>
-                <w:sz w:val="16"/>
+                <w:sz w:val="17"/>
               </w:rPr>
-              <w:t>Dataset combination</w:t>
+              <w:t>Classifier head</w:t>
             </w:r>
           </w:p>
         </w:tc>
         <w:tc>
           <w:tcPr>
-            <w:tcW w:type="dxa" w:w="4680"/>
+            <w:tcW w:type="dxa" w:w="6552"/>
+            <w:tcMar>
+              <w:top w:w="90" w:type="dxa"/>
+              <w:start w:w="110" w:type="dxa"/>
+              <w:bottom w:w="90" w:type="dxa"/>
+              <w:end w:w="110" w:type="dxa"/>
+            </w:tcMar>
             <w:vAlign w:val="center"/>
           </w:tcPr>
           <w:p>
-            <w:pPr>
-              <w:spacing w:after="0"/>
-            </w:pPr>
-            <w:r/>
             <w:r>
               <w:rPr>
-                <w:rFonts w:ascii="Arial" w:hAnsi="Arial"/>
-                <w:b w:val="0"/>
-                <w:sz w:val="16"/>
+                <w:sz w:val="17"/>
               </w:rPr>
-              <w:t>Reports individual datasets and combined sets, including R+T+S and R+T+S+E+C.</w:t>
+              <w:t>Map attended CNN representation to emotion probabilities.</w:t>
+            </w:r>
+          </w:p>
+        </w:tc>
+      </w:tr>
+    </w:tbl>
+    <w:p>
+      <w:pPr>
+        <w:pStyle w:val="Heading2"/>
+      </w:pPr>
+      <w:r>
+        <w:t>Dataset-level reported results</w:t>
+      </w:r>
+    </w:p>
+    <w:tbl>
+      <w:tblPr>
+        <w:tblW w:type="auto" w:w="0"/>
+        <w:jc w:val="center"/>
+        <w:tblLayout w:type="autofit"/>
+        <w:tblLook w:firstColumn="1" w:firstRow="1" w:lastColumn="0" w:lastRow="0" w:noHBand="0" w:noVBand="1" w:val="04A0"/>
+        <w:tblBorders>
+          <w:top w:val="single" w:sz="8" w:space="0" w:color="D9E2EF"/>
+          <w:left w:val="single" w:sz="8" w:space="0" w:color="D9E2EF"/>
+          <w:bottom w:val="single" w:sz="8" w:space="0" w:color="D9E2EF"/>
+          <w:right w:val="single" w:sz="8" w:space="0" w:color="D9E2EF"/>
+          <w:insideH w:val="single" w:sz="8" w:space="0" w:color="D9E2EF"/>
+          <w:insideV w:val="single" w:sz="8" w:space="0" w:color="D9E2EF"/>
+        </w:tblBorders>
+      </w:tblPr>
+      <w:tblGrid>
+        <w:gridCol w:w="4997"/>
+        <w:gridCol w:w="4997"/>
+      </w:tblGrid>
+      <w:tr>
+        <w:tc>
+          <w:tcPr>
+            <w:tcW w:type="dxa" w:w="3168"/>
+            <w:shd w:fill="E8EEF5"/>
+            <w:tcMar>
+              <w:top w:w="90" w:type="dxa"/>
+              <w:start w:w="110" w:type="dxa"/>
+              <w:bottom w:w="90" w:type="dxa"/>
+              <w:end w:w="110" w:type="dxa"/>
+            </w:tcMar>
+            <w:vAlign w:val="center"/>
+          </w:tcPr>
+          <w:p>
+            <w:r>
+              <w:rPr>
+                <w:b/>
+                <w:color w:val="172033"/>
+                <w:sz w:val="18"/>
+              </w:rPr>
+              <w:t>Dataset</w:t>
+            </w:r>
+          </w:p>
+        </w:tc>
+        <w:tc>
+          <w:tcPr>
+            <w:tcW w:type="dxa" w:w="3168"/>
+            <w:shd w:fill="E8EEF5"/>
+            <w:tcMar>
+              <w:top w:w="90" w:type="dxa"/>
+              <w:start w:w="110" w:type="dxa"/>
+              <w:bottom w:w="90" w:type="dxa"/>
+              <w:end w:w="110" w:type="dxa"/>
+            </w:tcMar>
+            <w:vAlign w:val="center"/>
+          </w:tcPr>
+          <w:p>
+            <w:r>
+              <w:rPr>
+                <w:b/>
+                <w:color w:val="172033"/>
+                <w:sz w:val="18"/>
+              </w:rPr>
+              <w:t>Reported accuracy (%)</w:t>
             </w:r>
           </w:p>
         </w:tc>
@@ -2304,41 +2635,41 @@
       <w:tr>
         <w:tc>
           <w:tcPr>
-            <w:tcW w:type="dxa" w:w="4680"/>
+            <w:tcW w:type="dxa" w:w="3168"/>
+            <w:tcMar>
+              <w:top w:w="90" w:type="dxa"/>
+              <w:start w:w="110" w:type="dxa"/>
+              <w:bottom w:w="90" w:type="dxa"/>
+              <w:end w:w="110" w:type="dxa"/>
+            </w:tcMar>
             <w:vAlign w:val="center"/>
           </w:tcPr>
           <w:p>
-            <w:pPr>
-              <w:spacing w:after="0"/>
-            </w:pPr>
-            <w:r/>
             <w:r>
               <w:rPr>
-                <w:rFonts w:ascii="Arial" w:hAnsi="Arial"/>
-                <w:b w:val="0"/>
-                <w:sz w:val="16"/>
+                <w:sz w:val="17"/>
               </w:rPr>
-              <w:t>Train/validation/test split</w:t>
+              <w:t>TESS</w:t>
             </w:r>
           </w:p>
         </w:tc>
         <w:tc>
           <w:tcPr>
-            <w:tcW w:type="dxa" w:w="4680"/>
+            <w:tcW w:type="dxa" w:w="3168"/>
+            <w:tcMar>
+              <w:top w:w="90" w:type="dxa"/>
+              <w:start w:w="110" w:type="dxa"/>
+              <w:bottom w:w="90" w:type="dxa"/>
+              <w:end w:w="110" w:type="dxa"/>
+            </w:tcMar>
             <w:vAlign w:val="center"/>
           </w:tcPr>
           <w:p>
-            <w:pPr>
-              <w:spacing w:after="0"/>
-            </w:pPr>
-            <w:r/>
             <w:r>
               <w:rPr>
-                <w:rFonts w:ascii="Arial" w:hAnsi="Arial"/>
-                <w:b w:val="0"/>
-                <w:sz w:val="16"/>
+                <w:sz w:val="17"/>
               </w:rPr>
-              <w:t>Paper describes dataset preparation and combined datasets but the exact speaker-aware train/validation/test protocol is not clearly stated in the visible methodology text; treat as non-strict until clarified.</w:t>
+              <w:t>99.82</w:t>
             </w:r>
           </w:p>
         </w:tc>
@@ -2346,41 +2677,41 @@
       <w:tr>
         <w:tc>
           <w:tcPr>
-            <w:tcW w:type="dxa" w:w="4680"/>
+            <w:tcW w:type="dxa" w:w="3168"/>
+            <w:tcMar>
+              <w:top w:w="90" w:type="dxa"/>
+              <w:start w:w="110" w:type="dxa"/>
+              <w:bottom w:w="90" w:type="dxa"/>
+              <w:end w:w="110" w:type="dxa"/>
+            </w:tcMar>
             <w:vAlign w:val="center"/>
           </w:tcPr>
           <w:p>
-            <w:pPr>
-              <w:spacing w:after="0"/>
-            </w:pPr>
-            <w:r/>
             <w:r>
               <w:rPr>
-                <w:rFonts w:ascii="Arial" w:hAnsi="Arial"/>
-                <w:b w:val="0"/>
-                <w:sz w:val="16"/>
+                <w:sz w:val="17"/>
               </w:rPr>
-              <w:t>Preprocessing</w:t>
+              <w:t>RAVDESS</w:t>
             </w:r>
           </w:p>
         </w:tc>
         <w:tc>
           <w:tcPr>
-            <w:tcW w:type="dxa" w:w="4680"/>
+            <w:tcW w:type="dxa" w:w="3168"/>
+            <w:tcMar>
+              <w:top w:w="90" w:type="dxa"/>
+              <w:start w:w="110" w:type="dxa"/>
+              <w:bottom w:w="90" w:type="dxa"/>
+              <w:end w:w="110" w:type="dxa"/>
+            </w:tcMar>
             <w:vAlign w:val="center"/>
           </w:tcPr>
           <w:p>
-            <w:pPr>
-              <w:spacing w:after="0"/>
-            </w:pPr>
-            <w:r/>
             <w:r>
               <w:rPr>
-                <w:rFonts w:ascii="Arial" w:hAnsi="Arial"/>
-                <w:b w:val="0"/>
-                <w:sz w:val="16"/>
+                <w:sz w:val="17"/>
               </w:rPr>
-              <w:t>Silence removal, resampling to 22050 Hz, then augmentation.</w:t>
+              <w:t>99.23</w:t>
             </w:r>
           </w:p>
         </w:tc>
@@ -2388,41 +2719,41 @@
       <w:tr>
         <w:tc>
           <w:tcPr>
-            <w:tcW w:type="dxa" w:w="4680"/>
+            <w:tcW w:type="dxa" w:w="3168"/>
+            <w:tcMar>
+              <w:top w:w="90" w:type="dxa"/>
+              <w:start w:w="110" w:type="dxa"/>
+              <w:bottom w:w="90" w:type="dxa"/>
+              <w:end w:w="110" w:type="dxa"/>
+            </w:tcMar>
             <w:vAlign w:val="center"/>
           </w:tcPr>
           <w:p>
-            <w:pPr>
-              <w:spacing w:after="0"/>
-            </w:pPr>
-            <w:r/>
             <w:r>
               <w:rPr>
-                <w:rFonts w:ascii="Arial" w:hAnsi="Arial"/>
-                <w:b w:val="0"/>
-                <w:sz w:val="16"/>
+                <w:sz w:val="17"/>
               </w:rPr>
-              <w:t>Features</w:t>
+              <w:t>SAVEE</w:t>
             </w:r>
           </w:p>
         </w:tc>
         <w:tc>
           <w:tcPr>
-            <w:tcW w:type="dxa" w:w="4680"/>
+            <w:tcW w:type="dxa" w:w="3168"/>
+            <w:tcMar>
+              <w:top w:w="90" w:type="dxa"/>
+              <w:start w:w="110" w:type="dxa"/>
+              <w:bottom w:w="90" w:type="dxa"/>
+              <w:end w:w="110" w:type="dxa"/>
+            </w:tcMar>
             <w:vAlign w:val="center"/>
           </w:tcPr>
           <w:p>
-            <w:pPr>
-              <w:spacing w:after="0"/>
-            </w:pPr>
-            <w:r/>
             <w:r>
               <w:rPr>
-                <w:rFonts w:ascii="Arial" w:hAnsi="Arial"/>
-                <w:b w:val="0"/>
-                <w:sz w:val="16"/>
+                <w:sz w:val="17"/>
               </w:rPr>
-              <w:t>190 selected features: MFCC, delta MFCC, delta-delta/statistical MFCC, Chroma, Spectral Contrast, RMSE, ZCR and Log-Mel spectrogram related features.</w:t>
+              <w:t>97.49</w:t>
             </w:r>
           </w:p>
         </w:tc>
@@ -2430,41 +2761,136 @@
       <w:tr>
         <w:tc>
           <w:tcPr>
-            <w:tcW w:type="dxa" w:w="4680"/>
+            <w:tcW w:type="dxa" w:w="3168"/>
+            <w:tcMar>
+              <w:top w:w="90" w:type="dxa"/>
+              <w:start w:w="110" w:type="dxa"/>
+              <w:bottom w:w="90" w:type="dxa"/>
+              <w:end w:w="110" w:type="dxa"/>
+            </w:tcMar>
             <w:vAlign w:val="center"/>
           </w:tcPr>
           <w:p>
-            <w:pPr>
-              <w:spacing w:after="0"/>
-            </w:pPr>
-            <w:r/>
             <w:r>
               <w:rPr>
-                <w:rFonts w:ascii="Arial" w:hAnsi="Arial"/>
-                <w:b w:val="0"/>
-                <w:sz w:val="16"/>
+                <w:sz w:val="17"/>
               </w:rPr>
-              <w:t>Augmentation</w:t>
+              <w:t>CREMA-D</w:t>
             </w:r>
           </w:p>
         </w:tc>
         <w:tc>
           <w:tcPr>
-            <w:tcW w:type="dxa" w:w="4680"/>
+            <w:tcW w:type="dxa" w:w="3168"/>
+            <w:tcMar>
+              <w:top w:w="90" w:type="dxa"/>
+              <w:start w:w="110" w:type="dxa"/>
+              <w:bottom w:w="90" w:type="dxa"/>
+              <w:end w:w="110" w:type="dxa"/>
+            </w:tcMar>
             <w:vAlign w:val="center"/>
           </w:tcPr>
           <w:p>
-            <w:pPr>
-              <w:spacing w:after="0"/>
-            </w:pPr>
-            <w:r/>
             <w:r>
               <w:rPr>
-                <w:rFonts w:ascii="Arial" w:hAnsi="Arial"/>
-                <w:b w:val="0"/>
+                <w:sz w:val="17"/>
+              </w:rPr>
+              <w:t>89.31</w:t>
+            </w:r>
+          </w:p>
+        </w:tc>
+      </w:tr>
+    </w:tbl>
+    <w:p>
+      <w:pPr>
+        <w:pStyle w:val="Heading2"/>
+      </w:pPr>
+      <w:r>
+        <w:t>Important caveat for our report</w:t>
+      </w:r>
+    </w:p>
+    <w:p>
+      <w:pPr>
+        <w:spacing w:after="120"/>
+      </w:pPr>
+      <w:r>
+        <w:rPr>
+          <w:sz w:val="21"/>
+        </w:rPr>
+        <w:t>Very large jump in ablation after MFCC+augmentation suggests augmentation and protocol are major contributors. No clear strict speaker-aware split is stated.</w:t>
+      </w:r>
+    </w:p>
+    <w:p>
+      <w:pPr>
+        <w:pStyle w:val="Heading1"/>
+      </w:pPr>
+      <w:r>
+        <w:t>5. Glossary of technical terms</w:t>
+      </w:r>
+    </w:p>
+    <w:tbl>
+      <w:tblPr>
+        <w:tblW w:type="auto" w:w="0"/>
+        <w:jc w:val="center"/>
+        <w:tblLayout w:type="autofit"/>
+        <w:tblLook w:firstColumn="1" w:firstRow="1" w:lastColumn="0" w:lastRow="0" w:noHBand="0" w:noVBand="1" w:val="04A0"/>
+        <w:tblBorders>
+          <w:top w:val="single" w:sz="8" w:space="0" w:color="D9E2EF"/>
+          <w:left w:val="single" w:sz="8" w:space="0" w:color="D9E2EF"/>
+          <w:bottom w:val="single" w:sz="8" w:space="0" w:color="D9E2EF"/>
+          <w:right w:val="single" w:sz="8" w:space="0" w:color="D9E2EF"/>
+          <w:insideH w:val="single" w:sz="8" w:space="0" w:color="D9E2EF"/>
+          <w:insideV w:val="single" w:sz="8" w:space="0" w:color="D9E2EF"/>
+        </w:tblBorders>
+      </w:tblPr>
+      <w:tblGrid>
+        <w:gridCol w:w="4997"/>
+        <w:gridCol w:w="4997"/>
+      </w:tblGrid>
+      <w:tr>
+        <w:tc>
+          <w:tcPr>
+            <w:tcW w:type="dxa" w:w="2592"/>
+            <w:shd w:fill="E8EEF5"/>
+            <w:tcMar>
+              <w:top w:w="90" w:type="dxa"/>
+              <w:start w:w="110" w:type="dxa"/>
+              <w:bottom w:w="90" w:type="dxa"/>
+              <w:end w:w="110" w:type="dxa"/>
+            </w:tcMar>
+            <w:vAlign w:val="center"/>
+          </w:tcPr>
+          <w:p>
+            <w:r>
+              <w:rPr>
+                <w:b/>
+                <w:color w:val="172033"/>
                 <w:sz w:val="16"/>
               </w:rPr>
-              <w:t>Gaussian noise at multiple rates, pitch shift, and time stretch.</w:t>
+              <w:t>Term</w:t>
+            </w:r>
+          </w:p>
+        </w:tc>
+        <w:tc>
+          <w:tcPr>
+            <w:tcW w:type="dxa" w:w="6696"/>
+            <w:shd w:fill="E8EEF5"/>
+            <w:tcMar>
+              <w:top w:w="90" w:type="dxa"/>
+              <w:start w:w="110" w:type="dxa"/>
+              <w:bottom w:w="90" w:type="dxa"/>
+              <w:end w:w="110" w:type="dxa"/>
+            </w:tcMar>
+            <w:vAlign w:val="center"/>
+          </w:tcPr>
+          <w:p>
+            <w:r>
+              <w:rPr>
+                <w:b/>
+                <w:color w:val="172033"/>
+                <w:sz w:val="16"/>
+              </w:rPr>
+              <w:t>Explanation for report/script</w:t>
             </w:r>
           </w:p>
         </w:tc>
@@ -2472,41 +2898,41 @@
       <w:tr>
         <w:tc>
           <w:tcPr>
-            <w:tcW w:type="dxa" w:w="4680"/>
+            <w:tcW w:type="dxa" w:w="2592"/>
+            <w:tcMar>
+              <w:top w:w="90" w:type="dxa"/>
+              <w:start w:w="110" w:type="dxa"/>
+              <w:bottom w:w="90" w:type="dxa"/>
+              <w:end w:w="110" w:type="dxa"/>
+            </w:tcMar>
             <w:vAlign w:val="center"/>
           </w:tcPr>
           <w:p>
-            <w:pPr>
-              <w:spacing w:after="0"/>
-            </w:pPr>
-            <w:r/>
             <w:r>
               <w:rPr>
-                <w:rFonts w:ascii="Arial" w:hAnsi="Arial"/>
-                <w:b w:val="0"/>
                 <w:sz w:val="16"/>
               </w:rPr>
-              <w:t>Architecture</w:t>
+              <w:t>Data augmentation</w:t>
             </w:r>
           </w:p>
         </w:tc>
         <w:tc>
           <w:tcPr>
-            <w:tcW w:type="dxa" w:w="4680"/>
+            <w:tcW w:type="dxa" w:w="6696"/>
+            <w:tcMar>
+              <w:top w:w="90" w:type="dxa"/>
+              <w:start w:w="110" w:type="dxa"/>
+              <w:bottom w:w="90" w:type="dxa"/>
+              <w:end w:w="110" w:type="dxa"/>
+            </w:tcMar>
             <w:vAlign w:val="center"/>
           </w:tcPr>
           <w:p>
-            <w:pPr>
-              <w:spacing w:after="0"/>
-            </w:pPr>
-            <w:r/>
             <w:r>
               <w:rPr>
-                <w:rFonts w:ascii="Arial" w:hAnsi="Arial"/>
-                <w:b w:val="0"/>
                 <w:sz w:val="16"/>
               </w:rPr>
-              <w:t>Deep Conditional Random Fields plus BiLSTM. BiLSTM learns temporal dependencies in both forward/backward directions, while DeepCRF adds structured prediction over sequence representations.</w:t>
+              <w:t>Tạo thêm mẫu huấn luyện từ audio gốc bằng noise, pitch shift, time stretch. Mục tiêu là tăng variation và giảm overfit. Quan trọng: chỉ nên augment train set sau khi split để tránh leakage.</w:t>
             </w:r>
           </w:p>
         </w:tc>
@@ -2514,41 +2940,41 @@
       <w:tr>
         <w:tc>
           <w:tcPr>
-            <w:tcW w:type="dxa" w:w="4680"/>
+            <w:tcW w:type="dxa" w:w="2592"/>
+            <w:tcMar>
+              <w:top w:w="90" w:type="dxa"/>
+              <w:start w:w="110" w:type="dxa"/>
+              <w:bottom w:w="90" w:type="dxa"/>
+              <w:end w:w="110" w:type="dxa"/>
+            </w:tcMar>
             <w:vAlign w:val="center"/>
           </w:tcPr>
           <w:p>
-            <w:pPr>
-              <w:spacing w:after="0"/>
-            </w:pPr>
-            <w:r/>
             <w:r>
               <w:rPr>
-                <w:rFonts w:ascii="Arial" w:hAnsi="Arial"/>
-                <w:b w:val="0"/>
                 <w:sz w:val="16"/>
               </w:rPr>
-              <w:t>Reported accuracy</w:t>
+              <w:t>AWGN / Gaussian noise</w:t>
             </w:r>
           </w:p>
         </w:tc>
         <w:tc>
           <w:tcPr>
-            <w:tcW w:type="dxa" w:w="4680"/>
+            <w:tcW w:type="dxa" w:w="6696"/>
+            <w:tcMar>
+              <w:top w:w="90" w:type="dxa"/>
+              <w:start w:w="110" w:type="dxa"/>
+              <w:bottom w:w="90" w:type="dxa"/>
+              <w:end w:w="110" w:type="dxa"/>
+            </w:tcMar>
             <w:vAlign w:val="center"/>
           </w:tcPr>
           <w:p>
-            <w:pPr>
-              <w:spacing w:after="0"/>
-            </w:pPr>
-            <w:r/>
             <w:r>
               <w:rPr>
-                <w:rFonts w:ascii="Arial" w:hAnsi="Arial"/>
-                <w:b w:val="0"/>
                 <w:sz w:val="16"/>
               </w:rPr>
-              <w:t>RAVDESS 97.83%; SAVEE 97.02%; CREMA-D 95.10%; TESS 100%; EMO-DB 100%; R+T+S 98.82%; R+T+S+E+C 93.76%.</w:t>
+              <w:t>Nhiễu trắng Gaussian cộng vào waveform. Nó buộc model học pattern cảm xúc bền hơn thay vì học tín hiệu quá sạch.</w:t>
             </w:r>
           </w:p>
         </w:tc>
@@ -2556,41 +2982,41 @@
       <w:tr>
         <w:tc>
           <w:tcPr>
-            <w:tcW w:type="dxa" w:w="4680"/>
+            <w:tcW w:type="dxa" w:w="2592"/>
+            <w:tcMar>
+              <w:top w:w="90" w:type="dxa"/>
+              <w:start w:w="110" w:type="dxa"/>
+              <w:bottom w:w="90" w:type="dxa"/>
+              <w:end w:w="110" w:type="dxa"/>
+            </w:tcMar>
             <w:vAlign w:val="center"/>
           </w:tcPr>
           <w:p>
-            <w:pPr>
-              <w:spacing w:after="0"/>
-            </w:pPr>
-            <w:r/>
             <w:r>
               <w:rPr>
-                <w:rFonts w:ascii="Arial" w:hAnsi="Arial"/>
-                <w:b w:val="0"/>
                 <w:sz w:val="16"/>
               </w:rPr>
-              <w:t>Why high performance</w:t>
+              <w:t>Pitch shifting</w:t>
             </w:r>
           </w:p>
         </w:tc>
         <w:tc>
           <w:tcPr>
-            <w:tcW w:type="dxa" w:w="4680"/>
+            <w:tcW w:type="dxa" w:w="6696"/>
+            <w:tcMar>
+              <w:top w:w="90" w:type="dxa"/>
+              <w:start w:w="110" w:type="dxa"/>
+              <w:bottom w:w="90" w:type="dxa"/>
+              <w:end w:w="110" w:type="dxa"/>
+            </w:tcMar>
             <w:vAlign w:val="center"/>
           </w:tcPr>
           <w:p>
-            <w:pPr>
-              <w:spacing w:after="0"/>
-            </w:pPr>
-            <w:r/>
             <w:r>
               <w:rPr>
-                <w:rFonts w:ascii="Arial" w:hAnsi="Arial"/>
-                <w:b w:val="0"/>
                 <w:sz w:val="16"/>
               </w:rPr>
-              <w:t>Large feature set, preprocessing/silence removal, augmentation, temporal BiLSTM and structured prediction; combined data includes more varied training examples.</w:t>
+              <w:t>Dịch cao độ lên/xuống vài semitone nhưng giữ nội dung câu nói. Nó mô phỏng khác biệt speaker và ngữ điệu.</w:t>
             </w:r>
           </w:p>
         </w:tc>
@@ -2598,41 +3024,41 @@
       <w:tr>
         <w:tc>
           <w:tcPr>
-            <w:tcW w:type="dxa" w:w="4680"/>
+            <w:tcW w:type="dxa" w:w="2592"/>
+            <w:tcMar>
+              <w:top w:w="90" w:type="dxa"/>
+              <w:start w:w="110" w:type="dxa"/>
+              <w:bottom w:w="90" w:type="dxa"/>
+              <w:end w:w="110" w:type="dxa"/>
+            </w:tcMar>
             <w:vAlign w:val="center"/>
           </w:tcPr>
           <w:p>
-            <w:pPr>
-              <w:spacing w:after="0"/>
-            </w:pPr>
-            <w:r/>
             <w:r>
               <w:rPr>
-                <w:rFonts w:ascii="Arial" w:hAnsi="Arial"/>
-                <w:b w:val="0"/>
                 <w:sz w:val="16"/>
               </w:rPr>
-              <w:t>Limit for our comparison</w:t>
+              <w:t>Time stretching</w:t>
             </w:r>
           </w:p>
         </w:tc>
         <w:tc>
           <w:tcPr>
-            <w:tcW w:type="dxa" w:w="4680"/>
+            <w:tcW w:type="dxa" w:w="6696"/>
+            <w:tcMar>
+              <w:top w:w="90" w:type="dxa"/>
+              <w:start w:w="110" w:type="dxa"/>
+              <w:bottom w:w="90" w:type="dxa"/>
+              <w:end w:w="110" w:type="dxa"/>
+            </w:tcMar>
             <w:vAlign w:val="center"/>
           </w:tcPr>
           <w:p>
-            <w:pPr>
-              <w:spacing w:after="0"/>
-            </w:pPr>
-            <w:r/>
             <w:r>
               <w:rPr>
-                <w:rFonts w:ascii="Arial" w:hAnsi="Arial"/>
-                <w:b w:val="0"/>
                 <w:sz w:val="16"/>
               </w:rPr>
-              <w:t>Uses seven labels and five datasets; split protocol is not clearly speaker-aware, so compare as literature target, not strict baseline.</w:t>
+              <w:t>Kéo giãn hoặc nén tốc độ nói mà không đổi pitch quá nhiều. Nó mô phỏng tốc độ nói khác nhau.</w:t>
             </w:r>
           </w:p>
         </w:tc>
@@ -2640,68 +3066,681 @@
       <w:tr>
         <w:tc>
           <w:tcPr>
-            <w:tcW w:type="dxa" w:w="4680"/>
+            <w:tcW w:type="dxa" w:w="2592"/>
+            <w:tcMar>
+              <w:top w:w="90" w:type="dxa"/>
+              <w:start w:w="110" w:type="dxa"/>
+              <w:bottom w:w="90" w:type="dxa"/>
+              <w:end w:w="110" w:type="dxa"/>
+            </w:tcMar>
             <w:vAlign w:val="center"/>
           </w:tcPr>
           <w:p>
-            <w:pPr>
-              <w:spacing w:after="0"/>
-            </w:pPr>
-            <w:r/>
             <w:r>
               <w:rPr>
-                <w:rFonts w:ascii="Arial" w:hAnsi="Arial"/>
-                <w:b w:val="0"/>
                 <w:sz w:val="16"/>
               </w:rPr>
-              <w:t>What to adapt for our 05</w:t>
+              <w:t>MFCC</w:t>
             </w:r>
           </w:p>
         </w:tc>
         <w:tc>
           <w:tcPr>
-            <w:tcW w:type="dxa" w:w="4680"/>
+            <w:tcW w:type="dxa" w:w="6696"/>
+            <w:tcMar>
+              <w:top w:w="90" w:type="dxa"/>
+              <w:start w:w="110" w:type="dxa"/>
+              <w:bottom w:w="90" w:type="dxa"/>
+              <w:end w:w="110" w:type="dxa"/>
+            </w:tcMar>
             <w:vAlign w:val="center"/>
           </w:tcPr>
           <w:p>
-            <w:pPr>
-              <w:spacing w:after="0"/>
-            </w:pPr>
-            <w:r/>
             <w:r>
               <w:rPr>
-                <w:rFonts w:ascii="Arial" w:hAnsi="Arial"/>
-                <w:b w:val="0"/>
                 <w:sz w:val="16"/>
               </w:rPr>
-              <w:t>Use more feature diversity and temporal modeling; future branch could add BiGRU/BiLSTM over fused embeddings or sequence-level CRF-like smoothing for emotion timeline.</w:t>
+              <w:t>Mel-Frequency Cepstral Coefficients, đặc trưng mô tả spectral envelope/âm sắc theo thang nghe của con người.</w:t>
+            </w:r>
+          </w:p>
+        </w:tc>
+      </w:tr>
+      <w:tr>
+        <w:tc>
+          <w:tcPr>
+            <w:tcW w:type="dxa" w:w="2592"/>
+            <w:tcMar>
+              <w:top w:w="90" w:type="dxa"/>
+              <w:start w:w="110" w:type="dxa"/>
+              <w:bottom w:w="90" w:type="dxa"/>
+              <w:end w:w="110" w:type="dxa"/>
+            </w:tcMar>
+            <w:vAlign w:val="center"/>
+          </w:tcPr>
+          <w:p>
+            <w:r>
+              <w:rPr>
+                <w:sz w:val="16"/>
+              </w:rPr>
+              <w:t>Log-Mel spectrogram</w:t>
+            </w:r>
+          </w:p>
+        </w:tc>
+        <w:tc>
+          <w:tcPr>
+            <w:tcW w:type="dxa" w:w="6696"/>
+            <w:tcMar>
+              <w:top w:w="90" w:type="dxa"/>
+              <w:start w:w="110" w:type="dxa"/>
+              <w:bottom w:w="90" w:type="dxa"/>
+              <w:end w:w="110" w:type="dxa"/>
+            </w:tcMar>
+            <w:vAlign w:val="center"/>
+          </w:tcPr>
+          <w:p>
+            <w:r>
+              <w:rPr>
+                <w:sz w:val="16"/>
+              </w:rPr>
+              <w:t>Biểu diễn 2D thời gian-tần số. Trục ngang là thời gian, trục dọc là tần số Mel, giá trị là năng lượng log.</w:t>
+            </w:r>
+          </w:p>
+        </w:tc>
+      </w:tr>
+      <w:tr>
+        <w:tc>
+          <w:tcPr>
+            <w:tcW w:type="dxa" w:w="2592"/>
+            <w:tcMar>
+              <w:top w:w="90" w:type="dxa"/>
+              <w:start w:w="110" w:type="dxa"/>
+              <w:bottom w:w="90" w:type="dxa"/>
+              <w:end w:w="110" w:type="dxa"/>
+            </w:tcMar>
+            <w:vAlign w:val="center"/>
+          </w:tcPr>
+          <w:p>
+            <w:r>
+              <w:rPr>
+                <w:sz w:val="16"/>
+              </w:rPr>
+              <w:t>Chroma</w:t>
+            </w:r>
+          </w:p>
+        </w:tc>
+        <w:tc>
+          <w:tcPr>
+            <w:tcW w:type="dxa" w:w="6696"/>
+            <w:tcMar>
+              <w:top w:w="90" w:type="dxa"/>
+              <w:start w:w="110" w:type="dxa"/>
+              <w:bottom w:w="90" w:type="dxa"/>
+              <w:end w:w="110" w:type="dxa"/>
+            </w:tcMar>
+            <w:vAlign w:val="center"/>
+          </w:tcPr>
+          <w:p>
+            <w:r>
+              <w:rPr>
+                <w:sz w:val="16"/>
+              </w:rPr>
+              <w:t>Nhóm đặc trưng liên quan harmonic/pitch-class. Trong SER nó bổ sung thông tin về cấu trúc cao độ.</w:t>
+            </w:r>
+          </w:p>
+        </w:tc>
+      </w:tr>
+      <w:tr>
+        <w:tc>
+          <w:tcPr>
+            <w:tcW w:type="dxa" w:w="2592"/>
+            <w:tcMar>
+              <w:top w:w="90" w:type="dxa"/>
+              <w:start w:w="110" w:type="dxa"/>
+              <w:bottom w:w="90" w:type="dxa"/>
+              <w:end w:w="110" w:type="dxa"/>
+            </w:tcMar>
+            <w:vAlign w:val="center"/>
+          </w:tcPr>
+          <w:p>
+            <w:r>
+              <w:rPr>
+                <w:sz w:val="16"/>
+              </w:rPr>
+              <w:t>Spectral contrast</w:t>
+            </w:r>
+          </w:p>
+        </w:tc>
+        <w:tc>
+          <w:tcPr>
+            <w:tcW w:type="dxa" w:w="6696"/>
+            <w:tcMar>
+              <w:top w:w="90" w:type="dxa"/>
+              <w:start w:w="110" w:type="dxa"/>
+              <w:bottom w:w="90" w:type="dxa"/>
+              <w:end w:w="110" w:type="dxa"/>
+            </w:tcMar>
+            <w:vAlign w:val="center"/>
+          </w:tcPr>
+          <w:p>
+            <w:r>
+              <w:rPr>
+                <w:sz w:val="16"/>
+              </w:rPr>
+              <w:t>Đo chênh lệch giữa đỉnh và đáy phổ trong từng dải tần; hữu ích để mô tả độ sắc/texture của giọng.</w:t>
+            </w:r>
+          </w:p>
+        </w:tc>
+      </w:tr>
+      <w:tr>
+        <w:tc>
+          <w:tcPr>
+            <w:tcW w:type="dxa" w:w="2592"/>
+            <w:tcMar>
+              <w:top w:w="90" w:type="dxa"/>
+              <w:start w:w="110" w:type="dxa"/>
+              <w:bottom w:w="90" w:type="dxa"/>
+              <w:end w:w="110" w:type="dxa"/>
+            </w:tcMar>
+            <w:vAlign w:val="center"/>
+          </w:tcPr>
+          <w:p>
+            <w:r>
+              <w:rPr>
+                <w:sz w:val="16"/>
+              </w:rPr>
+              <w:t>RMS/RMSE energy</w:t>
+            </w:r>
+          </w:p>
+        </w:tc>
+        <w:tc>
+          <w:tcPr>
+            <w:tcW w:type="dxa" w:w="6696"/>
+            <w:tcMar>
+              <w:top w:w="90" w:type="dxa"/>
+              <w:start w:w="110" w:type="dxa"/>
+              <w:bottom w:w="90" w:type="dxa"/>
+              <w:end w:w="110" w:type="dxa"/>
+            </w:tcMar>
+            <w:vAlign w:val="center"/>
+          </w:tcPr>
+          <w:p>
+            <w:r>
+              <w:rPr>
+                <w:sz w:val="16"/>
+              </w:rPr>
+              <w:t>Đo năng lượng/cường độ nói. Emotion như angry/happy thường có energy khác sad/neutral.</w:t>
+            </w:r>
+          </w:p>
+        </w:tc>
+      </w:tr>
+      <w:tr>
+        <w:tc>
+          <w:tcPr>
+            <w:tcW w:type="dxa" w:w="2592"/>
+            <w:tcMar>
+              <w:top w:w="90" w:type="dxa"/>
+              <w:start w:w="110" w:type="dxa"/>
+              <w:bottom w:w="90" w:type="dxa"/>
+              <w:end w:w="110" w:type="dxa"/>
+            </w:tcMar>
+            <w:vAlign w:val="center"/>
+          </w:tcPr>
+          <w:p>
+            <w:r>
+              <w:rPr>
+                <w:sz w:val="16"/>
+              </w:rPr>
+              <w:t>ZCR</w:t>
+            </w:r>
+          </w:p>
+        </w:tc>
+        <w:tc>
+          <w:tcPr>
+            <w:tcW w:type="dxa" w:w="6696"/>
+            <w:tcMar>
+              <w:top w:w="90" w:type="dxa"/>
+              <w:start w:w="110" w:type="dxa"/>
+              <w:bottom w:w="90" w:type="dxa"/>
+              <w:end w:w="110" w:type="dxa"/>
+            </w:tcMar>
+            <w:vAlign w:val="center"/>
+          </w:tcPr>
+          <w:p>
+            <w:r>
+              <w:rPr>
+                <w:sz w:val="16"/>
+              </w:rPr>
+              <w:t>Zero Crossing Rate, số lần tín hiệu đổi dấu. Nó gợi ý độ gắt và voiced/unvoiced texture.</w:t>
+            </w:r>
+          </w:p>
+        </w:tc>
+      </w:tr>
+      <w:tr>
+        <w:tc>
+          <w:tcPr>
+            <w:tcW w:type="dxa" w:w="2592"/>
+            <w:tcMar>
+              <w:top w:w="90" w:type="dxa"/>
+              <w:start w:w="110" w:type="dxa"/>
+              <w:bottom w:w="90" w:type="dxa"/>
+              <w:end w:w="110" w:type="dxa"/>
+            </w:tcMar>
+            <w:vAlign w:val="center"/>
+          </w:tcPr>
+          <w:p>
+            <w:r>
+              <w:rPr>
+                <w:sz w:val="16"/>
+              </w:rPr>
+              <w:t>1D-CNN</w:t>
+            </w:r>
+          </w:p>
+        </w:tc>
+        <w:tc>
+          <w:tcPr>
+            <w:tcW w:type="dxa" w:w="6696"/>
+            <w:tcMar>
+              <w:top w:w="90" w:type="dxa"/>
+              <w:start w:w="110" w:type="dxa"/>
+              <w:bottom w:w="90" w:type="dxa"/>
+              <w:end w:w="110" w:type="dxa"/>
+            </w:tcMar>
+            <w:vAlign w:val="center"/>
+          </w:tcPr>
+          <w:p>
+            <w:r>
+              <w:rPr>
+                <w:sz w:val="16"/>
+              </w:rPr>
+              <w:t>Convolution theo một trục thời gian hoặc chuỗi feature. Nó học local pattern ngắn như đoạn tăng năng lượng hoặc đổi âm sắc.</w:t>
+            </w:r>
+          </w:p>
+        </w:tc>
+      </w:tr>
+      <w:tr>
+        <w:tc>
+          <w:tcPr>
+            <w:tcW w:type="dxa" w:w="2592"/>
+            <w:tcMar>
+              <w:top w:w="90" w:type="dxa"/>
+              <w:start w:w="110" w:type="dxa"/>
+              <w:bottom w:w="90" w:type="dxa"/>
+              <w:end w:w="110" w:type="dxa"/>
+            </w:tcMar>
+            <w:vAlign w:val="center"/>
+          </w:tcPr>
+          <w:p>
+            <w:r>
+              <w:rPr>
+                <w:sz w:val="16"/>
+              </w:rPr>
+              <w:t>LSTM/GRU/BiLSTM</w:t>
+            </w:r>
+          </w:p>
+        </w:tc>
+        <w:tc>
+          <w:tcPr>
+            <w:tcW w:type="dxa" w:w="6696"/>
+            <w:tcMar>
+              <w:top w:w="90" w:type="dxa"/>
+              <w:start w:w="110" w:type="dxa"/>
+              <w:bottom w:w="90" w:type="dxa"/>
+              <w:end w:w="110" w:type="dxa"/>
+            </w:tcMar>
+            <w:vAlign w:val="center"/>
+          </w:tcPr>
+          <w:p>
+            <w:r>
+              <w:rPr>
+                <w:sz w:val="16"/>
+              </w:rPr>
+              <w:t>Recurrent layers học phụ thuộc thời gian dài. BiLSTM đọc cả chiều tiến và lùi nên nắm được ngữ cảnh trước/sau frame.</w:t>
+            </w:r>
+          </w:p>
+        </w:tc>
+      </w:tr>
+      <w:tr>
+        <w:tc>
+          <w:tcPr>
+            <w:tcW w:type="dxa" w:w="2592"/>
+            <w:tcMar>
+              <w:top w:w="90" w:type="dxa"/>
+              <w:start w:w="110" w:type="dxa"/>
+              <w:bottom w:w="90" w:type="dxa"/>
+              <w:end w:w="110" w:type="dxa"/>
+            </w:tcMar>
+            <w:vAlign w:val="center"/>
+          </w:tcPr>
+          <w:p>
+            <w:r>
+              <w:rPr>
+                <w:sz w:val="16"/>
+              </w:rPr>
+              <w:t>Attention</w:t>
+            </w:r>
+          </w:p>
+        </w:tc>
+        <w:tc>
+          <w:tcPr>
+            <w:tcW w:type="dxa" w:w="6696"/>
+            <w:tcMar>
+              <w:top w:w="90" w:type="dxa"/>
+              <w:start w:w="110" w:type="dxa"/>
+              <w:bottom w:w="90" w:type="dxa"/>
+              <w:end w:w="110" w:type="dxa"/>
+            </w:tcMar>
+            <w:vAlign w:val="center"/>
+          </w:tcPr>
+          <w:p>
+            <w:r>
+              <w:rPr>
+                <w:sz w:val="16"/>
+              </w:rPr>
+              <w:t>Cơ chế học phần nào quan trọng hơn. Channel attention chọn kênh feature; spatial/temporal attention chọn vùng thời gian hoặc vùng feature quan trọng.</w:t>
+            </w:r>
+          </w:p>
+        </w:tc>
+      </w:tr>
+      <w:tr>
+        <w:tc>
+          <w:tcPr>
+            <w:tcW w:type="dxa" w:w="2592"/>
+            <w:tcMar>
+              <w:top w:w="90" w:type="dxa"/>
+              <w:start w:w="110" w:type="dxa"/>
+              <w:bottom w:w="90" w:type="dxa"/>
+              <w:end w:w="110" w:type="dxa"/>
+            </w:tcMar>
+            <w:vAlign w:val="center"/>
+          </w:tcPr>
+          <w:p>
+            <w:r>
+              <w:rPr>
+                <w:sz w:val="16"/>
+              </w:rPr>
+              <w:t>DeepCRF / CRF layer</w:t>
+            </w:r>
+          </w:p>
+        </w:tc>
+        <w:tc>
+          <w:tcPr>
+            <w:tcW w:type="dxa" w:w="6696"/>
+            <w:tcMar>
+              <w:top w:w="90" w:type="dxa"/>
+              <w:start w:w="110" w:type="dxa"/>
+              <w:bottom w:w="90" w:type="dxa"/>
+              <w:end w:w="110" w:type="dxa"/>
+            </w:tcMar>
+            <w:vAlign w:val="center"/>
+          </w:tcPr>
+          <w:p>
+            <w:r>
+              <w:rPr>
+                <w:sz w:val="16"/>
+              </w:rPr>
+              <w:t>Conditional Random Field mô hình hóa phụ thuộc giữa các nhãn/dự đoán lân cận. Trong SER, nó được dùng như structured prediction layer để làm dự đoán ổn định hơn.</w:t>
+            </w:r>
+          </w:p>
+        </w:tc>
+      </w:tr>
+      <w:tr>
+        <w:tc>
+          <w:tcPr>
+            <w:tcW w:type="dxa" w:w="2592"/>
+            <w:tcMar>
+              <w:top w:w="90" w:type="dxa"/>
+              <w:start w:w="110" w:type="dxa"/>
+              <w:bottom w:w="90" w:type="dxa"/>
+              <w:end w:w="110" w:type="dxa"/>
+            </w:tcMar>
+            <w:vAlign w:val="center"/>
+          </w:tcPr>
+          <w:p>
+            <w:r>
+              <w:rPr>
+                <w:sz w:val="16"/>
+              </w:rPr>
+              <w:t>Weighted ensemble</w:t>
+            </w:r>
+          </w:p>
+        </w:tc>
+        <w:tc>
+          <w:tcPr>
+            <w:tcW w:type="dxa" w:w="6696"/>
+            <w:tcMar>
+              <w:top w:w="90" w:type="dxa"/>
+              <w:start w:w="110" w:type="dxa"/>
+              <w:bottom w:w="90" w:type="dxa"/>
+              <w:end w:w="110" w:type="dxa"/>
+            </w:tcMar>
+            <w:vAlign w:val="center"/>
+          </w:tcPr>
+          <w:p>
+            <w:r>
+              <w:rPr>
+                <w:sz w:val="16"/>
+              </w:rPr>
+              <w:t>Kết hợp xác suất/dự đoán từ nhiều model bằng trọng số. Nếu model thành phần bổ sung nhau, ensemble thường tốt hơn từng model riêng.</w:t>
+            </w:r>
+          </w:p>
+        </w:tc>
+      </w:tr>
+      <w:tr>
+        <w:tc>
+          <w:tcPr>
+            <w:tcW w:type="dxa" w:w="2592"/>
+            <w:tcMar>
+              <w:top w:w="90" w:type="dxa"/>
+              <w:start w:w="110" w:type="dxa"/>
+              <w:bottom w:w="90" w:type="dxa"/>
+              <w:end w:w="110" w:type="dxa"/>
+            </w:tcMar>
+            <w:vAlign w:val="center"/>
+          </w:tcPr>
+          <w:p>
+            <w:r>
+              <w:rPr>
+                <w:sz w:val="16"/>
+              </w:rPr>
+              <w:t>Speaker-aware split</w:t>
+            </w:r>
+          </w:p>
+        </w:tc>
+        <w:tc>
+          <w:tcPr>
+            <w:tcW w:type="dxa" w:w="6696"/>
+            <w:tcMar>
+              <w:top w:w="90" w:type="dxa"/>
+              <w:start w:w="110" w:type="dxa"/>
+              <w:bottom w:w="90" w:type="dxa"/>
+              <w:end w:w="110" w:type="dxa"/>
+            </w:tcMar>
+            <w:vAlign w:val="center"/>
+          </w:tcPr>
+          <w:p>
+            <w:r>
+              <w:rPr>
+                <w:sz w:val="16"/>
+              </w:rPr>
+              <w:t>Chia train/test sao cho speaker ở test không xuất hiện trong train. Đây là split khó hơn random split và đánh giá generalization tốt hơn.</w:t>
+            </w:r>
+          </w:p>
+        </w:tc>
+      </w:tr>
+      <w:tr>
+        <w:tc>
+          <w:tcPr>
+            <w:tcW w:type="dxa" w:w="2592"/>
+            <w:tcMar>
+              <w:top w:w="90" w:type="dxa"/>
+              <w:start w:w="110" w:type="dxa"/>
+              <w:bottom w:w="90" w:type="dxa"/>
+              <w:end w:w="110" w:type="dxa"/>
+            </w:tcMar>
+            <w:vAlign w:val="center"/>
+          </w:tcPr>
+          <w:p>
+            <w:r>
+              <w:rPr>
+                <w:sz w:val="16"/>
+              </w:rPr>
+              <w:t>Augmentation leakage</w:t>
+            </w:r>
+          </w:p>
+        </w:tc>
+        <w:tc>
+          <w:tcPr>
+            <w:tcW w:type="dxa" w:w="6696"/>
+            <w:tcMar>
+              <w:top w:w="90" w:type="dxa"/>
+              <w:start w:w="110" w:type="dxa"/>
+              <w:bottom w:w="90" w:type="dxa"/>
+              <w:end w:w="110" w:type="dxa"/>
+            </w:tcMar>
+            <w:vAlign w:val="center"/>
+          </w:tcPr>
+          <w:p>
+            <w:r>
+              <w:rPr>
+                <w:sz w:val="16"/>
+              </w:rPr>
+              <w:t>Rủi ro khi augment trước split: audio gốc ở train, bản biến đổi của nó ở test. Khi đó test không còn độc lập và accuracy có thể tăng ảo.</w:t>
             </w:r>
           </w:p>
         </w:tc>
       </w:tr>
     </w:tbl>
-    <w:p/>
     <w:p>
       <w:pPr>
         <w:pStyle w:val="Heading1"/>
       </w:pPr>
       <w:r>
-        <w:t>How to use this document in the report</w:t>
+        <w:t>6. What we should borrow for our next notebook</w:t>
       </w:r>
     </w:p>
     <w:p>
+      <w:pPr>
+        <w:pStyle w:val="ListBullet"/>
+      </w:pPr>
       <w:r>
-        <w:t>Use Ahmed et al. as the main justification for CNN-GRU/LSTM and ensemble; use Lee &amp; Nadeem as the justification for attention in the MFCC branch; use DCRF-BiLSTM as justification for richer feature engineering and temporal modeling. When comparing accuracy, always mention that many reference results are single-dataset or not clearly speaker-aware, while our combined strict protocol is harder.</w:t>
+        <w:rPr>
+          <w:sz w:val="20"/>
+        </w:rPr>
+        <w:t>Use train-only augmentation: noise, pitch shift and time stretch after splitting, never before splitting.</w:t>
+      </w:r>
+    </w:p>
+    <w:p>
+      <w:pPr>
+        <w:pStyle w:val="ListBullet"/>
+      </w:pPr>
+      <w:r>
+        <w:rPr>
+          <w:sz w:val="20"/>
+        </w:rPr>
+        <w:t>Build a paper-comparable random augmented setting, but also keep strict no-leakage setting for academic honesty.</w:t>
+      </w:r>
+    </w:p>
+    <w:p>
+      <w:pPr>
+        <w:pStyle w:val="ListBullet"/>
+      </w:pPr>
+      <w:r>
+        <w:rPr>
+          <w:sz w:val="20"/>
+        </w:rPr>
+        <w:t>Upgrade engineered features toward Chowdhury-style 190 features and optionally PCA.</w:t>
+      </w:r>
+    </w:p>
+    <w:p>
+      <w:pPr>
+        <w:pStyle w:val="ListBullet"/>
+      </w:pPr>
+      <w:r>
+        <w:rPr>
+          <w:sz w:val="20"/>
+        </w:rPr>
+        <w:t>Add CNN-LSTM/CNN-GRU or CNN-BiLSTM branches and compare with current temporal CNN-BiGRU-attention branch.</w:t>
+      </w:r>
+    </w:p>
+    <w:p>
+      <w:pPr>
+        <w:pStyle w:val="ListBullet"/>
+      </w:pPr>
+      <w:r>
+        <w:rPr>
+          <w:sz w:val="20"/>
+        </w:rPr>
+        <w:t>Use adaptive ensemble: choose weights by validation per protocol/dataset, and allow best-branch selection when ensemble hurts.</w:t>
+      </w:r>
+    </w:p>
+    <w:p>
+      <w:pPr>
+        <w:pStyle w:val="Heading1"/>
+      </w:pPr>
+      <w:r>
+        <w:t>7. Sources</w:t>
+      </w:r>
+    </w:p>
+    <w:p>
+      <w:pPr>
+        <w:spacing w:after="120"/>
+      </w:pPr>
+      <w:r>
+        <w:rPr>
+          <w:sz w:val="21"/>
+        </w:rPr>
+        <w:t>Ahmed et al. 2021: An Ensemble 1D-CNN-LSTM-GRU Model with Data Augmentation for Speech Emotion Recognition. https://arxiv.org/abs/2112.05666</w:t>
+      </w:r>
+    </w:p>
+    <w:p>
+      <w:pPr>
+        <w:spacing w:after="120"/>
+      </w:pPr>
+      <w:r>
+        <w:rPr>
+          <w:sz w:val="21"/>
+        </w:rPr>
+        <w:t>Chowdhury et al. 2025: A Novel Hybrid Deep Learning Technique for Speech Emotion Detection using Feature Engineering. https://arxiv.org/abs/2507.07046</w:t>
+      </w:r>
+    </w:p>
+    <w:p>
+      <w:pPr>
+        <w:spacing w:after="120"/>
+      </w:pPr>
+      <w:r>
+        <w:rPr>
+          <w:sz w:val="21"/>
+        </w:rPr>
+        <w:t>Lee &amp; Nadeem 2025: Toward Efficient Speech Emotion Recognition via Spectral Learning and Attention. https://arxiv.org/abs/2507.03251</w:t>
       </w:r>
     </w:p>
     <w:sectPr>
+      <w:footerReference w:type="default" r:id="rId9"/>
       <w:pgSz w:w="12240" w:h="15840"/>
-      <w:pgMar w:top="1440" w:right="1440" w:bottom="1440" w:left="1440" w:header="720" w:footer="720" w:gutter="0"/>
+      <w:pgMar w:top="1123" w:right="1123" w:bottom="1037" w:left="1123" w:header="720" w:footer="720" w:gutter="0"/>
       <w:cols w:space="720"/>
       <w:docGrid w:linePitch="360"/>
     </w:sectPr>
   </w:body>
 </w:document>
+</file>
+
+<file path=word/footer1.xml><?xml version="1.0" encoding="utf-8"?>
+<w:ftr xmlns:m="http://schemas.openxmlformats.org/officeDocument/2006/math" xmlns:mc="http://schemas.openxmlformats.org/markup-compatibility/2006" xmlns:mo="http://schemas.microsoft.com/office/mac/office/2008/main" xmlns:mv="urn:schemas-microsoft-com:mac:vml" xmlns:o="urn:schemas-microsoft-com:office:office" xmlns:r="http://schemas.openxmlformats.org/officeDocument/2006/relationships" xmlns:v="urn:schemas-microsoft-com:vml" xmlns:w10="urn:schemas-microsoft-com:office:word" xmlns:w14="http://schemas.microsoft.com/office/word/2010/wordml" xmlns:w="http://schemas.openxmlformats.org/wordprocessingml/2006/main" xmlns:wne="http://schemas.microsoft.com/office/word/2006/wordml" xmlns:wp14="http://schemas.microsoft.com/office/word/2010/wordprocessingDrawing" xmlns:wp="http://schemas.openxmlformats.org/drawingml/2006/wordprocessingDrawing" xmlns:wpc="http://schemas.microsoft.com/office/word/2010/wordprocessingCanvas" xmlns:wpg="http://schemas.microsoft.com/office/word/2010/wordprocessingGroup" xmlns:wpi="http://schemas.microsoft.com/office/word/2010/wordprocessingInk" xmlns:wps="http://schemas.microsoft.com/office/word/2010/wordprocessingShape" mc:Ignorable="w14 wp14">
+  <w:p>
+    <w:pPr>
+      <w:pStyle w:val="Footer"/>
+      <w:jc w:val="right"/>
+    </w:pPr>
+    <w:r>
+      <w:rPr>
+        <w:color w:val="64748B"/>
+        <w:sz w:val="16"/>
+      </w:rPr>
+      <w:t>Reference Main Models | SER</w:t>
+    </w:r>
+  </w:p>
+</w:ftr>
 </file>
 
 <file path=word/numbering.xml><?xml version="1.0" encoding="utf-8"?>
@@ -3068,11 +4107,12 @@
     <w:qFormat/>
     <w:rsid w:val="00FC693F"/>
     <w:pPr>
-      <w:spacing w:after="160" w:line="276" w:lineRule="auto"/>
+      <w:spacing w:after="120" w:line="264" w:lineRule="auto"/>
     </w:pPr>
     <w:rPr>
-      <w:rFonts w:ascii="Arial" w:hAnsi="Arial"/>
-      <w:sz w:val="22"/>
+      <w:rFonts w:ascii="Calibri" w:hAnsi="Calibri" w:eastAsia="Calibri"/>
+      <w:color w:val="1F2937"/>
+      <w:sz w:val="21"/>
     </w:rPr>
   </w:style>
   <w:style w:type="paragraph" w:styleId="Header">
@@ -3130,15 +4170,15 @@
     <w:pPr>
       <w:keepNext/>
       <w:keepLines/>
-      <w:spacing w:before="400" w:after="120"/>
+      <w:spacing w:before="280" w:after="140"/>
       <w:outlineLvl w:val="0"/>
     </w:pPr>
     <w:rPr>
-      <w:rFonts w:asciiTheme="majorHAnsi" w:eastAsiaTheme="majorEastAsia" w:hAnsiTheme="majorHAnsi" w:cstheme="majorBidi" w:ascii="Arial" w:hAnsi="Arial"/>
-      <w:b w:val="0"/>
+      <w:rFonts w:asciiTheme="majorHAnsi" w:eastAsiaTheme="majorEastAsia" w:hAnsiTheme="majorHAnsi" w:cstheme="majorBidi" w:ascii="Calibri" w:hAnsi="Calibri" w:eastAsia="Calibri"/>
+      <w:b/>
       <w:bCs/>
-      <w:color w:val="000000"/>
-      <w:sz w:val="40"/>
+      <w:color w:val="2E74B5"/>
+      <w:sz w:val="32"/>
       <w:szCs w:val="28"/>
     </w:rPr>
   </w:style>
@@ -3154,15 +4194,15 @@
     <w:pPr>
       <w:keepNext/>
       <w:keepLines/>
-      <w:spacing w:before="360" w:after="120"/>
+      <w:spacing w:before="200" w:after="100"/>
       <w:outlineLvl w:val="1"/>
     </w:pPr>
     <w:rPr>
-      <w:rFonts w:asciiTheme="majorHAnsi" w:eastAsiaTheme="majorEastAsia" w:hAnsiTheme="majorHAnsi" w:cstheme="majorBidi" w:ascii="Arial" w:hAnsi="Arial"/>
-      <w:b w:val="0"/>
+      <w:rFonts w:asciiTheme="majorHAnsi" w:eastAsiaTheme="majorEastAsia" w:hAnsiTheme="majorHAnsi" w:cstheme="majorBidi" w:ascii="Calibri" w:hAnsi="Calibri" w:eastAsia="Calibri"/>
+      <w:b/>
       <w:bCs/>
-      <w:color w:val="000000"/>
-      <w:sz w:val="32"/>
+      <w:color w:val="2E74B5"/>
+      <w:sz w:val="26"/>
       <w:szCs w:val="26"/>
     </w:rPr>
   </w:style>
@@ -3178,15 +4218,15 @@
     <w:pPr>
       <w:keepNext/>
       <w:keepLines/>
-      <w:spacing w:before="320" w:after="80"/>
+      <w:spacing w:before="160" w:after="80"/>
       <w:outlineLvl w:val="2"/>
     </w:pPr>
     <w:rPr>
-      <w:rFonts w:asciiTheme="majorHAnsi" w:eastAsiaTheme="majorEastAsia" w:hAnsiTheme="majorHAnsi" w:cstheme="majorBidi" w:ascii="Arial" w:hAnsi="Arial"/>
-      <w:b w:val="0"/>
+      <w:rFonts w:asciiTheme="majorHAnsi" w:eastAsiaTheme="majorEastAsia" w:hAnsiTheme="majorHAnsi" w:cstheme="majorBidi" w:ascii="Calibri" w:hAnsi="Calibri" w:eastAsia="Calibri"/>
+      <w:b/>
       <w:bCs/>
-      <w:color w:val="434343"/>
-      <w:sz w:val="28"/>
+      <w:color w:val="1F4D78"/>
+      <w:sz w:val="24"/>
     </w:rPr>
   </w:style>
   <w:style w:type="paragraph" w:styleId="Heading4">
@@ -3417,6 +4457,9 @@
     <w:qFormat/>
     <w:rsid w:val="00FC693F"/>
     <w:pPr>
+      <w:pBdr>
+        <w:bottom w:val="single" w:sz="8" w:space="4" w:color="4F81BD" w:themeColor="accent1"/>
+      </w:pBdr>
       <w:spacing w:after="300" w:line="240" w:lineRule="auto"/>
       <w:contextualSpacing/>
     </w:pPr>
